--- a/TeKnowledge February_2026 Report - AB Liberia.docx
+++ b/TeKnowledge February_2026 Report - AB Liberia.docx
@@ -2568,7 +2568,7 @@
           <w:b/>
           <w:bCs/>
         </w:rPr>
-        <w:t>343</w:t>
+        <w:t>4516</w:t>
       </w:r>
       <w:r>
         <w:rPr>
@@ -2605,7 +2605,7 @@
         <w:rPr>
           <w:rFonts w:ascii="Aptos" w:hAnsi="Aptos"/>
         </w:rPr>
-        <w:t xml:space="preserve">During the recent monitoring period, security telemetry showed significant improvement, with a marked reduction in “Source Stopped Sending Data” alerts, indicating healthier log ingestion and improved visibility across systems. </w:t>
+        <w:t xml:space="preserve">During the recent monitoring period, </w:t>
       </w:r>
       <w:r>
         <w:rPr>
@@ -2627,7 +2627,7 @@
           <w:b/>
           <w:bCs/>
         </w:rPr>
-        <w:t xml:space="preserve">Windows: Time Synchronization Failure, </w:t>
+        <w:t>Domain Controller Audit Events</w:t>
       </w:r>
       <w:r>
         <w:rPr>
@@ -2635,7 +2635,7 @@
           <w:b/>
           <w:bCs/>
         </w:rPr>
-        <w:t xml:space="preserve">FortiGate Logon Failure, Heartbeat Missing, File Audit Failure, EDR Detection Events with Active Incident IDs, Remote Desktop Access after Working Hours, </w:t>
+        <w:t xml:space="preserve">, </w:t>
       </w:r>
       <w:r>
         <w:rPr>
@@ -2643,7 +2643,7 @@
           <w:b/>
           <w:bCs/>
         </w:rPr>
-        <w:t>Source Stopped Sending Data: Security Events</w:t>
+        <w:t>Correlated File Deleted</w:t>
       </w:r>
       <w:r>
         <w:rPr>
@@ -2651,7 +2651,7 @@
           <w:b/>
           <w:bCs/>
         </w:rPr>
-        <w:t>,</w:t>
+        <w:t xml:space="preserve">, </w:t>
       </w:r>
       <w:r>
         <w:rPr>
@@ -2659,7 +2659,7 @@
           <w:b/>
           <w:bCs/>
         </w:rPr>
-        <w:t xml:space="preserve"> and </w:t>
+        <w:t xml:space="preserve">Windows: Time Synchronization Failure, </w:t>
       </w:r>
       <w:r>
         <w:rPr>
@@ -2667,7 +2667,71 @@
           <w:b/>
           <w:bCs/>
         </w:rPr>
-        <w:t>Account Lockout: Admin Users</w:t>
+        <w:t>Source Stopped Sending Data: Syslog</w:t>
+      </w:r>
+      <w:r>
+        <w:rPr>
+          <w:rFonts w:ascii="Aptos" w:hAnsi="Aptos"/>
+          <w:b/>
+          <w:bCs/>
+        </w:rPr>
+        <w:t xml:space="preserve">, </w:t>
+      </w:r>
+      <w:r>
+        <w:rPr>
+          <w:rFonts w:ascii="Aptos" w:hAnsi="Aptos"/>
+          <w:b/>
+          <w:bCs/>
+        </w:rPr>
+        <w:t>AD Account Lockout</w:t>
+      </w:r>
+      <w:r>
+        <w:rPr>
+          <w:rFonts w:ascii="Aptos" w:hAnsi="Aptos"/>
+          <w:b/>
+          <w:bCs/>
+        </w:rPr>
+        <w:t xml:space="preserve">, Critical User Events, </w:t>
+      </w:r>
+      <w:r>
+        <w:rPr>
+          <w:rFonts w:ascii="Aptos" w:hAnsi="Aptos"/>
+          <w:b/>
+          <w:bCs/>
+        </w:rPr>
+        <w:t xml:space="preserve">Remote Desktop Access after Working Hours, </w:t>
+      </w:r>
+      <w:r>
+        <w:rPr>
+          <w:rFonts w:ascii="Aptos" w:hAnsi="Aptos"/>
+          <w:b/>
+          <w:bCs/>
+        </w:rPr>
+        <w:t>Fortigate Logon Failure</w:t>
+      </w:r>
+      <w:r>
+        <w:rPr>
+          <w:rFonts w:ascii="Aptos" w:hAnsi="Aptos"/>
+          <w:b/>
+          <w:bCs/>
+        </w:rPr>
+        <w:t xml:space="preserve">, </w:t>
+      </w:r>
+      <w:r>
+        <w:rPr>
+          <w:rFonts w:ascii="Aptos" w:hAnsi="Aptos"/>
+          <w:b/>
+          <w:bCs/>
+        </w:rPr>
+        <w:t xml:space="preserve">Source Stopped Sending Data: </w:t>
+      </w:r>
+      <w:r>
+        <w:rPr>
+          <w:rFonts w:ascii="Aptos" w:hAnsi="Aptos"/>
+          <w:b/>
+          <w:bCs/>
+        </w:rPr>
+        <w:t>FortiGate</w:t>
       </w:r>
       <w:r>
         <w:rPr>
@@ -2805,7 +2869,7 @@
           <w:b/>
           <w:bCs/>
         </w:rPr>
-        <w:t>4</w:t>
+        <w:t>6</w:t>
       </w:r>
       <w:r>
         <w:rPr>
@@ -2889,7 +2953,19 @@
         <w:rPr>
           <w:rFonts w:ascii="Aptos" w:hAnsi="Aptos"/>
         </w:rPr>
-        <w:t>3 minutes 00</w:t>
+        <w:t>8</w:t>
+      </w:r>
+      <w:r>
+        <w:rPr>
+          <w:rFonts w:ascii="Aptos" w:hAnsi="Aptos"/>
+        </w:rPr>
+        <w:t xml:space="preserve"> minutes </w:t>
+      </w:r>
+      <w:r>
+        <w:rPr>
+          <w:rFonts w:ascii="Aptos" w:hAnsi="Aptos"/>
+        </w:rPr>
+        <w:t>29</w:t>
       </w:r>
       <w:r>
         <w:rPr>
@@ -2923,7 +2999,7 @@
         <w:rPr>
           <w:rFonts w:ascii="Aptos" w:hAnsi="Aptos"/>
         </w:rPr>
-        <w:t>4</w:t>
+        <w:t>3</w:t>
       </w:r>
       <w:r>
         <w:rPr>
@@ -2941,7 +3017,13 @@
         <w:rPr>
           <w:rFonts w:ascii="Aptos" w:hAnsi="Aptos"/>
         </w:rPr>
-        <w:t xml:space="preserve"> 09</w:t>
+        <w:t xml:space="preserve"> </w:t>
+      </w:r>
+      <w:r>
+        <w:rPr>
+          <w:rFonts w:ascii="Aptos" w:hAnsi="Aptos"/>
+        </w:rPr>
+        <w:t>21</w:t>
       </w:r>
       <w:r>
         <w:rPr>
@@ -2993,13 +3075,13 @@
         <w:rPr>
           <w:rFonts w:ascii="Aptos" w:hAnsi="Aptos"/>
         </w:rPr>
-        <w:t>0</w:t>
-      </w:r>
-      <w:r>
-        <w:rPr>
-          <w:rFonts w:ascii="Aptos" w:hAnsi="Aptos"/>
-        </w:rPr>
         <w:t>3</w:t>
+      </w:r>
+      <w:r>
+        <w:rPr>
+          <w:rFonts w:ascii="Aptos" w:hAnsi="Aptos"/>
+        </w:rPr>
+        <w:t>4</w:t>
       </w:r>
       <w:r>
         <w:rPr>
@@ -3023,64 +3105,56 @@
           <w:rFonts w:ascii="Aptos" w:eastAsia="Arial" w:hAnsi="Aptos" w:cs="Arial"/>
           <w:color w:val="3A3E3C" w:themeColor="text2"/>
         </w:rPr>
+        <w:t xml:space="preserve">Average Time to First Response: </w:t>
+      </w:r>
+      <w:r>
+        <w:rPr>
+          <w:rFonts w:ascii="Aptos" w:hAnsi="Aptos"/>
+        </w:rPr>
+        <w:t>The average Time to First Response</w:t>
+      </w:r>
+      <w:r>
+        <w:rPr>
+          <w:rFonts w:ascii="Aptos" w:hAnsi="Aptos"/>
+        </w:rPr>
+        <w:t xml:space="preserve"> for high severity incidents was </w:t>
+      </w:r>
+      <w:r>
+        <w:rPr>
+          <w:rFonts w:ascii="Aptos" w:hAnsi="Aptos"/>
+        </w:rPr>
+        <w:t>13</w:t>
+      </w:r>
+      <w:r>
+        <w:rPr>
+          <w:rFonts w:ascii="Aptos" w:hAnsi="Aptos"/>
+        </w:rPr>
+        <w:t xml:space="preserve"> minutes while that for medium severity incidents was</w:t>
+      </w:r>
+      <w:r>
+        <w:rPr>
+          <w:rFonts w:ascii="Aptos" w:hAnsi="Aptos"/>
+        </w:rPr>
+        <w:t xml:space="preserve"> </w:t>
+      </w:r>
+      <w:r>
+        <w:rPr>
+          <w:rFonts w:ascii="Aptos" w:hAnsi="Aptos"/>
+        </w:rPr>
+        <w:t>6</w:t>
+      </w:r>
+      <w:r>
+        <w:rPr>
+          <w:rFonts w:ascii="Aptos" w:hAnsi="Aptos"/>
+        </w:rPr>
+        <w:t xml:space="preserve"> </w:t>
+      </w:r>
+      <w:r>
+        <w:rPr>
+          <w:rFonts w:ascii="Aptos" w:hAnsi="Aptos"/>
+        </w:rPr>
         <w:lastRenderedPageBreak/>
-        <w:t xml:space="preserve">Average Time to First Response: </w:t>
-      </w:r>
-      <w:r>
-        <w:rPr>
-          <w:rFonts w:ascii="Aptos" w:hAnsi="Aptos"/>
-        </w:rPr>
-        <w:t>The average Time to First Response</w:t>
-      </w:r>
-      <w:r>
-        <w:rPr>
-          <w:rFonts w:ascii="Aptos" w:hAnsi="Aptos"/>
-        </w:rPr>
-        <w:t xml:space="preserve"> for high severity incidents was </w:t>
-      </w:r>
-      <w:r>
-        <w:rPr>
-          <w:rFonts w:ascii="Aptos" w:hAnsi="Aptos"/>
-        </w:rPr>
-        <w:t>6</w:t>
-      </w:r>
-      <w:r>
-        <w:rPr>
-          <w:rFonts w:ascii="Aptos" w:hAnsi="Aptos"/>
-        </w:rPr>
-        <w:t xml:space="preserve"> minutes while that for medium severity incidents was</w:t>
-      </w:r>
-      <w:r>
-        <w:rPr>
-          <w:rFonts w:ascii="Aptos" w:hAnsi="Aptos"/>
-        </w:rPr>
-        <w:t xml:space="preserve"> </w:t>
-      </w:r>
-      <w:r>
-        <w:rPr>
-          <w:rFonts w:ascii="Aptos" w:hAnsi="Aptos"/>
-        </w:rPr>
-        <w:t>7</w:t>
-      </w:r>
-      <w:r>
-        <w:rPr>
-          <w:rFonts w:ascii="Aptos" w:hAnsi="Aptos"/>
-        </w:rPr>
-        <w:t xml:space="preserve"> minutes. This reflects our enhanced alert </w:t>
-      </w:r>
-      <w:proofErr w:type="gramStart"/>
-      <w:r>
-        <w:rPr>
-          <w:rFonts w:ascii="Aptos" w:hAnsi="Aptos"/>
-        </w:rPr>
-        <w:t>triaging</w:t>
-      </w:r>
-      <w:proofErr w:type="gramEnd"/>
-      <w:r>
-        <w:rPr>
-          <w:rFonts w:ascii="Aptos" w:hAnsi="Aptos"/>
-        </w:rPr>
-        <w:t xml:space="preserve"> and faster engagement timelines.</w:t>
+        <w:t>minutes. This reflects our enhanced alert triaging and faster engagement timelines.</w:t>
       </w:r>
       <w:r>
         <w:rPr>
@@ -3153,10 +3227,10 @@
           <w:noProof/>
         </w:rPr>
         <w:drawing>
-          <wp:inline distT="0" distB="0" distL="0" distR="0" wp14:anchorId="2DB14704" wp14:editId="520D7D2B">
-            <wp:extent cx="2310719" cy="2372264"/>
-            <wp:effectExtent l="0" t="0" r="0" b="0"/>
-            <wp:docPr id="1156943310" name="Picture 1"/>
+          <wp:inline distT="0" distB="0" distL="0" distR="0" wp14:anchorId="146C56DE" wp14:editId="511CD329">
+            <wp:extent cx="2414289" cy="2382520"/>
+            <wp:effectExtent l="0" t="0" r="5080" b="0"/>
+            <wp:docPr id="1690106054" name="Picture 1"/>
             <wp:cNvGraphicFramePr>
               <a:graphicFrameLocks xmlns:a="http://schemas.openxmlformats.org/drawingml/2006/main" noChangeAspect="1"/>
             </wp:cNvGraphicFramePr>
@@ -3164,7 +3238,7 @@
               <a:graphicData uri="http://schemas.openxmlformats.org/drawingml/2006/picture">
                 <pic:pic xmlns:pic="http://schemas.openxmlformats.org/drawingml/2006/picture">
                   <pic:nvPicPr>
-                    <pic:cNvPr id="1156943310" name=""/>
+                    <pic:cNvPr id="1690106054" name=""/>
                     <pic:cNvPicPr/>
                   </pic:nvPicPr>
                   <pic:blipFill>
@@ -3176,7 +3250,7 @@
                   <pic:spPr>
                     <a:xfrm>
                       <a:off x="0" y="0"/>
-                      <a:ext cx="2327308" cy="2389295"/>
+                      <a:ext cx="2418440" cy="2386616"/>
                     </a:xfrm>
                     <a:prstGeom prst="rect">
                       <a:avLst/>
@@ -3188,13 +3262,6 @@
           </wp:inline>
         </w:drawing>
       </w:r>
-      <w:r>
-        <w:rPr>
-          <w:rFonts w:ascii="Aptos" w:hAnsi="Aptos"/>
-          <w:noProof/>
-        </w:rPr>
-        <w:t xml:space="preserve"> </w:t>
-      </w:r>
     </w:p>
     <w:p>
       <w:pPr>
@@ -3278,13 +3345,12 @@
       <w:r>
         <w:rPr>
           <w:rFonts w:ascii="Aptos" w:hAnsi="Aptos"/>
-          <w:noProof/>
         </w:rPr>
         <w:drawing>
-          <wp:inline distT="0" distB="0" distL="0" distR="0" wp14:anchorId="021051F2" wp14:editId="34348419">
-            <wp:extent cx="2247170" cy="2225615"/>
-            <wp:effectExtent l="0" t="0" r="1270" b="3810"/>
-            <wp:docPr id="612589177" name="Picture 1"/>
+          <wp:inline distT="0" distB="0" distL="0" distR="0" wp14:anchorId="7F58B7FE" wp14:editId="1B4EC13B">
+            <wp:extent cx="2171700" cy="2246402"/>
+            <wp:effectExtent l="0" t="0" r="0" b="1905"/>
+            <wp:docPr id="1242065570" name="Picture 1"/>
             <wp:cNvGraphicFramePr>
               <a:graphicFrameLocks xmlns:a="http://schemas.openxmlformats.org/drawingml/2006/main" noChangeAspect="1"/>
             </wp:cNvGraphicFramePr>
@@ -3292,7 +3358,7 @@
               <a:graphicData uri="http://schemas.openxmlformats.org/drawingml/2006/picture">
                 <pic:pic xmlns:pic="http://schemas.openxmlformats.org/drawingml/2006/picture">
                   <pic:nvPicPr>
-                    <pic:cNvPr id="612589177" name=""/>
+                    <pic:cNvPr id="1242065570" name=""/>
                     <pic:cNvPicPr/>
                   </pic:nvPicPr>
                   <pic:blipFill>
@@ -3304,7 +3370,7 @@
                   <pic:spPr>
                     <a:xfrm>
                       <a:off x="0" y="0"/>
-                      <a:ext cx="2263003" cy="2241296"/>
+                      <a:ext cx="2186786" cy="2262007"/>
                     </a:xfrm>
                     <a:prstGeom prst="rect">
                       <a:avLst/>
@@ -3325,13 +3391,12 @@
       <w:r>
         <w:rPr>
           <w:rFonts w:ascii="Aptos" w:hAnsi="Aptos"/>
-          <w:noProof/>
         </w:rPr>
         <w:drawing>
-          <wp:inline distT="0" distB="0" distL="0" distR="0" wp14:anchorId="2CA1321E" wp14:editId="4F731C5B">
-            <wp:extent cx="2139351" cy="2249062"/>
+          <wp:inline distT="0" distB="0" distL="0" distR="0" wp14:anchorId="75B7B7B8" wp14:editId="36377E4C">
+            <wp:extent cx="2181225" cy="2249883"/>
             <wp:effectExtent l="0" t="0" r="0" b="0"/>
-            <wp:docPr id="1395403560" name="Picture 1"/>
+            <wp:docPr id="777740387" name="Picture 1"/>
             <wp:cNvGraphicFramePr>
               <a:graphicFrameLocks xmlns:a="http://schemas.openxmlformats.org/drawingml/2006/main" noChangeAspect="1"/>
             </wp:cNvGraphicFramePr>
@@ -3339,7 +3404,7 @@
               <a:graphicData uri="http://schemas.openxmlformats.org/drawingml/2006/picture">
                 <pic:pic xmlns:pic="http://schemas.openxmlformats.org/drawingml/2006/picture">
                   <pic:nvPicPr>
-                    <pic:cNvPr id="1395403560" name=""/>
+                    <pic:cNvPr id="777740387" name=""/>
                     <pic:cNvPicPr/>
                   </pic:nvPicPr>
                   <pic:blipFill>
@@ -3351,7 +3416,7 @@
                   <pic:spPr>
                     <a:xfrm>
                       <a:off x="0" y="0"/>
-                      <a:ext cx="2146782" cy="2256874"/>
+                      <a:ext cx="2195460" cy="2264567"/>
                     </a:xfrm>
                     <a:prstGeom prst="rect">
                       <a:avLst/>
@@ -3422,7 +3487,7 @@
           <w:b/>
           <w:bCs/>
         </w:rPr>
-        <w:t>343</w:t>
+        <w:t>4505</w:t>
       </w:r>
       <w:r>
         <w:rPr>
@@ -3486,14 +3551,7 @@
         <w:rPr>
           <w:rFonts w:ascii="Aptos" w:hAnsi="Aptos"/>
         </w:rPr>
-        <w:t xml:space="preserve">, telemetry reliability and log source stability have improved considerably, as </w:t>
-      </w:r>
-      <w:r>
-        <w:rPr>
-          <w:rFonts w:ascii="Aptos" w:hAnsi="Aptos"/>
-        </w:rPr>
-        <w:lastRenderedPageBreak/>
-        <w:t xml:space="preserve">evidenced by the </w:t>
+        <w:t xml:space="preserve">, telemetry reliability and log source stability have improved considerably, as evidenced by the </w:t>
       </w:r>
       <w:r>
         <w:rPr>
@@ -3544,7 +3602,8 @@
         <w:rPr>
           <w:rFonts w:ascii="Aptos" w:hAnsi="Aptos"/>
         </w:rPr>
-        <w:t xml:space="preserve">The most frequent incidents observed were </w:t>
+        <w:lastRenderedPageBreak/>
+        <w:t xml:space="preserve">The most frequent incidents observed </w:t>
       </w:r>
       <w:r>
         <w:rPr>
@@ -3552,7 +3611,7 @@
           <w:b/>
           <w:bCs/>
         </w:rPr>
-        <w:t>Windows: Time Synchronization Failure (81), Fortigate Logon Failure (55), Correlated File Deleted</w:t>
+        <w:t>Domain Controller Audit Events</w:t>
       </w:r>
       <w:r>
         <w:rPr>
@@ -3560,7 +3619,7 @@
           <w:b/>
           <w:bCs/>
         </w:rPr>
-        <w:t xml:space="preserve"> (</w:t>
+        <w:t xml:space="preserve"> (3731)</w:t>
       </w:r>
       <w:r>
         <w:rPr>
@@ -3568,7 +3627,7 @@
           <w:b/>
           <w:bCs/>
         </w:rPr>
-        <w:t>3</w:t>
+        <w:t xml:space="preserve">, </w:t>
       </w:r>
       <w:r>
         <w:rPr>
@@ -3576,7 +3635,7 @@
           <w:b/>
           <w:bCs/>
         </w:rPr>
-        <w:t xml:space="preserve">6) </w:t>
+        <w:t>Correlated File Deleted</w:t>
       </w:r>
       <w:r>
         <w:rPr>
@@ -3584,7 +3643,7 @@
           <w:b/>
           <w:bCs/>
         </w:rPr>
-        <w:t xml:space="preserve">Incidents Summary Alert </w:t>
+        <w:t xml:space="preserve"> (207)</w:t>
       </w:r>
       <w:r>
         <w:rPr>
@@ -3592,7 +3651,7 @@
           <w:b/>
           <w:bCs/>
         </w:rPr>
-        <w:t>(</w:t>
+        <w:t xml:space="preserve">, </w:t>
       </w:r>
       <w:r>
         <w:rPr>
@@ -3600,7 +3659,7 @@
           <w:b/>
           <w:bCs/>
         </w:rPr>
-        <w:t>3</w:t>
+        <w:t>Windows: Time Synchronization Failure</w:t>
       </w:r>
       <w:r>
         <w:rPr>
@@ -3608,7 +3667,7 @@
           <w:b/>
           <w:bCs/>
         </w:rPr>
-        <w:t>4</w:t>
+        <w:t xml:space="preserve"> (153)</w:t>
       </w:r>
       <w:r>
         <w:rPr>
@@ -3616,7 +3675,7 @@
           <w:b/>
           <w:bCs/>
         </w:rPr>
-        <w:t>)</w:t>
+        <w:t xml:space="preserve">, </w:t>
       </w:r>
       <w:r>
         <w:rPr>
@@ -3624,7 +3683,7 @@
           <w:b/>
           <w:bCs/>
         </w:rPr>
-        <w:t xml:space="preserve"> Heartbeat Missing (</w:t>
+        <w:t>Source Stopped Sending Data: Syslog</w:t>
       </w:r>
       <w:r>
         <w:rPr>
@@ -3632,7 +3691,7 @@
           <w:b/>
           <w:bCs/>
         </w:rPr>
-        <w:t>1</w:t>
+        <w:t xml:space="preserve"> (110)</w:t>
       </w:r>
       <w:r>
         <w:rPr>
@@ -3640,7 +3699,7 @@
           <w:b/>
           <w:bCs/>
         </w:rPr>
-        <w:t>5</w:t>
+        <w:t xml:space="preserve">, </w:t>
       </w:r>
       <w:r>
         <w:rPr>
@@ -3648,7 +3707,7 @@
           <w:b/>
           <w:bCs/>
         </w:rPr>
-        <w:t>), File Audit Failure (</w:t>
+        <w:t>AD Account Lockout</w:t>
       </w:r>
       <w:r>
         <w:rPr>
@@ -3656,7 +3715,7 @@
           <w:b/>
           <w:bCs/>
         </w:rPr>
-        <w:t>1</w:t>
+        <w:t xml:space="preserve"> (66)</w:t>
       </w:r>
       <w:r>
         <w:rPr>
@@ -3664,7 +3723,7 @@
           <w:b/>
           <w:bCs/>
         </w:rPr>
-        <w:t>7</w:t>
+        <w:t>, Critical User Events</w:t>
       </w:r>
       <w:r>
         <w:rPr>
@@ -3672,7 +3731,7 @@
           <w:b/>
           <w:bCs/>
         </w:rPr>
-        <w:t>), Remote Desktop Access After Working Hours (</w:t>
+        <w:t xml:space="preserve"> (41)</w:t>
       </w:r>
       <w:r>
         <w:rPr>
@@ -3680,7 +3739,7 @@
           <w:b/>
           <w:bCs/>
         </w:rPr>
-        <w:t>1</w:t>
+        <w:t xml:space="preserve">, </w:t>
       </w:r>
       <w:r>
         <w:rPr>
@@ -3688,7 +3747,7 @@
           <w:b/>
           <w:bCs/>
         </w:rPr>
-        <w:t>9</w:t>
+        <w:t>Remote Desktop Access after Working Hours</w:t>
       </w:r>
       <w:r>
         <w:rPr>
@@ -3696,13 +3755,7 @@
           <w:b/>
           <w:bCs/>
         </w:rPr>
-        <w:t xml:space="preserve">), </w:t>
-      </w:r>
-      <w:r>
-        <w:rPr>
-          <w:rFonts w:ascii="Aptos" w:hAnsi="Aptos"/>
-        </w:rPr>
-        <w:t xml:space="preserve">and </w:t>
+        <w:t xml:space="preserve"> (38)</w:t>
       </w:r>
       <w:r>
         <w:rPr>
@@ -3710,7 +3763,7 @@
           <w:b/>
           <w:bCs/>
         </w:rPr>
-        <w:t>Critical User Events</w:t>
+        <w:t xml:space="preserve">, </w:t>
       </w:r>
       <w:r>
         <w:rPr>
@@ -3718,7 +3771,7 @@
           <w:b/>
           <w:bCs/>
         </w:rPr>
-        <w:t xml:space="preserve"> (</w:t>
+        <w:t>Fortigate Logon Failure</w:t>
       </w:r>
       <w:r>
         <w:rPr>
@@ -3726,7 +3779,7 @@
           <w:b/>
           <w:bCs/>
         </w:rPr>
-        <w:t>12</w:t>
+        <w:t xml:space="preserve"> (35)</w:t>
       </w:r>
       <w:r>
         <w:rPr>
@@ -3734,13 +3787,79 @@
           <w:b/>
           <w:bCs/>
         </w:rPr>
-        <w:t>).</w:t>
-      </w:r>
-      <w:r>
-        <w:rPr>
-          <w:rFonts w:ascii="Aptos" w:hAnsi="Aptos"/>
-        </w:rPr>
-        <w:t xml:space="preserve"> Most of these events were assessed as moderate in severity, with no confirmed cases of compromise or malicious activity. Authentication-related incidents primarily resulted from misconfigured or expired credentials, while file deletion and audit events largely reflected expected administrative operations.</w:t>
+        <w:t xml:space="preserve">, </w:t>
+      </w:r>
+      <w:r>
+        <w:rPr>
+          <w:rFonts w:ascii="Aptos" w:hAnsi="Aptos"/>
+          <w:b/>
+          <w:bCs/>
+        </w:rPr>
+        <w:t xml:space="preserve">Source Stopped Sending Data: </w:t>
+      </w:r>
+      <w:r>
+        <w:rPr>
+          <w:rFonts w:ascii="Aptos" w:hAnsi="Aptos"/>
+          <w:b/>
+          <w:bCs/>
+        </w:rPr>
+        <w:t>FortiGate</w:t>
+      </w:r>
+      <w:r>
+        <w:rPr>
+          <w:rFonts w:ascii="Aptos" w:hAnsi="Aptos"/>
+          <w:b/>
+          <w:bCs/>
+        </w:rPr>
+        <w:t xml:space="preserve"> (</w:t>
+      </w:r>
+      <w:r>
+        <w:rPr>
+          <w:rFonts w:ascii="Aptos" w:hAnsi="Aptos"/>
+          <w:b/>
+          <w:bCs/>
+        </w:rPr>
+        <w:t>31</w:t>
+      </w:r>
+      <w:r>
+        <w:rPr>
+          <w:rFonts w:ascii="Aptos" w:hAnsi="Aptos"/>
+          <w:b/>
+          <w:bCs/>
+        </w:rPr>
+        <w:t>)</w:t>
+      </w:r>
+      <w:r>
+        <w:rPr>
+          <w:rFonts w:ascii="Aptos" w:hAnsi="Aptos"/>
+          <w:b/>
+          <w:bCs/>
+        </w:rPr>
+        <w:t>.</w:t>
+      </w:r>
+      <w:r>
+        <w:rPr>
+          <w:rFonts w:ascii="Aptos" w:hAnsi="Aptos"/>
+        </w:rPr>
+        <w:t xml:space="preserve"> </w:t>
+      </w:r>
+      <w:r>
+        <w:rPr>
+          <w:rFonts w:ascii="Aptos" w:hAnsi="Aptos"/>
+        </w:rPr>
+        <w:t xml:space="preserve"> Most of these events were assessed as </w:t>
+      </w:r>
+      <w:r>
+        <w:rPr>
+          <w:rFonts w:ascii="Aptos" w:hAnsi="Aptos"/>
+        </w:rPr>
+        <w:t xml:space="preserve">high </w:t>
+      </w:r>
+      <w:r>
+        <w:rPr>
+          <w:rFonts w:ascii="Aptos" w:hAnsi="Aptos"/>
+        </w:rPr>
+        <w:t xml:space="preserve"> in severity, with no confirmed cases of compromise or malicious activity. Authentication-related incidents primarily resulted from misconfigured or expired credentials, while file deletion and audit events largely reflected expected administrative operations.</w:t>
       </w:r>
     </w:p>
     <w:p>
@@ -3786,19 +3905,25 @@
         <w:rPr>
           <w:rFonts w:ascii="Aptos" w:hAnsi="Aptos"/>
         </w:rPr>
-        <w:t>Windows: Time Synchronization Failure</w:t>
+        <w:t>Domain Controller Audit Events</w:t>
+      </w:r>
+      <w:r>
+        <w:rPr>
+          <w:rFonts w:ascii="Aptos" w:hAnsi="Aptos"/>
+        </w:rPr>
+        <w:t xml:space="preserve"> </w:t>
       </w:r>
       <w:r>
         <w:rPr>
           <w:rFonts w:ascii="Aptos" w:eastAsia="Arial" w:hAnsi="Aptos"/>
         </w:rPr>
-        <w:t xml:space="preserve"> - </w:t>
+        <w:t xml:space="preserve">- </w:t>
       </w:r>
       <w:r>
         <w:rPr>
           <w:rFonts w:ascii="Aptos" w:eastAsia="Arial" w:hAnsi="Aptos"/>
         </w:rPr>
-        <w:t>81</w:t>
+        <w:t>3731</w:t>
       </w:r>
     </w:p>
     <w:p>
@@ -3813,7 +3938,13 @@
         <w:rPr>
           <w:rFonts w:ascii="Aptos" w:eastAsia="Arial" w:hAnsi="Aptos"/>
         </w:rPr>
-        <w:t>Fortigate Logon Failure - 55</w:t>
+        <w:t xml:space="preserve">Correlated File Deleted – </w:t>
+      </w:r>
+      <w:r>
+        <w:rPr>
+          <w:rFonts w:ascii="Aptos" w:eastAsia="Arial" w:hAnsi="Aptos"/>
+        </w:rPr>
+        <w:t>207</w:t>
       </w:r>
     </w:p>
     <w:p>
@@ -3828,7 +3959,13 @@
         <w:rPr>
           <w:rFonts w:ascii="Aptos" w:eastAsia="Arial" w:hAnsi="Aptos"/>
         </w:rPr>
-        <w:t>Correlated File Deleted – 36</w:t>
+        <w:t>Windows: Time Synchronization Failure</w:t>
+      </w:r>
+      <w:r>
+        <w:rPr>
+          <w:rFonts w:ascii="Aptos" w:eastAsia="Arial" w:hAnsi="Aptos"/>
+        </w:rPr>
+        <w:t xml:space="preserve"> – 153</w:t>
       </w:r>
     </w:p>
     <w:p>
@@ -3843,7 +3980,25 @@
         <w:rPr>
           <w:rFonts w:ascii="Aptos" w:eastAsia="Arial" w:hAnsi="Aptos"/>
         </w:rPr>
-        <w:t>Incidents Summary Alert - 34</w:t>
+        <w:t>Source Stopped Sending Data: S</w:t>
+      </w:r>
+      <w:r>
+        <w:rPr>
+          <w:rFonts w:ascii="Aptos" w:eastAsia="Arial" w:hAnsi="Aptos"/>
+        </w:rPr>
+        <w:t>yslog</w:t>
+      </w:r>
+      <w:r>
+        <w:rPr>
+          <w:rFonts w:ascii="Aptos" w:eastAsia="Arial" w:hAnsi="Aptos"/>
+        </w:rPr>
+        <w:t xml:space="preserve"> – 1</w:t>
+      </w:r>
+      <w:r>
+        <w:rPr>
+          <w:rFonts w:ascii="Aptos" w:eastAsia="Arial" w:hAnsi="Aptos"/>
+        </w:rPr>
+        <w:t>10</w:t>
       </w:r>
     </w:p>
     <w:p>
@@ -3856,27 +4011,9 @@
       </w:pPr>
       <w:r>
         <w:rPr>
-          <w:rFonts w:ascii="Aptos" w:hAnsi="Aptos"/>
-        </w:rPr>
-        <w:t xml:space="preserve">Remote Desktop Access After Working Hours </w:t>
-      </w:r>
-      <w:r>
-        <w:rPr>
-          <w:rFonts w:ascii="Aptos" w:hAnsi="Aptos"/>
-        </w:rPr>
-        <w:t xml:space="preserve">– </w:t>
-      </w:r>
-      <w:r>
-        <w:rPr>
-          <w:rFonts w:ascii="Aptos" w:hAnsi="Aptos"/>
-        </w:rPr>
-        <w:t>1</w:t>
-      </w:r>
-      <w:r>
-        <w:rPr>
-          <w:rFonts w:ascii="Aptos" w:hAnsi="Aptos"/>
-        </w:rPr>
-        <w:t>9</w:t>
+          <w:rFonts w:ascii="Aptos" w:eastAsia="Arial" w:hAnsi="Aptos"/>
+        </w:rPr>
+        <w:t>AD Account Lockout - 66</w:t>
       </w:r>
     </w:p>
     <w:p>
@@ -3891,7 +4028,25 @@
         <w:rPr>
           <w:rFonts w:ascii="Aptos" w:eastAsia="Arial" w:hAnsi="Aptos"/>
         </w:rPr>
-        <w:t>File Audit Failure – 17</w:t>
+        <w:t xml:space="preserve">Incidents Summary Alert </w:t>
+      </w:r>
+      <w:r>
+        <w:rPr>
+          <w:rFonts w:ascii="Aptos" w:eastAsia="Arial" w:hAnsi="Aptos"/>
+        </w:rPr>
+        <w:t>–</w:t>
+      </w:r>
+      <w:r>
+        <w:rPr>
+          <w:rFonts w:ascii="Aptos" w:eastAsia="Arial" w:hAnsi="Aptos"/>
+        </w:rPr>
+        <w:t xml:space="preserve"> </w:t>
+      </w:r>
+      <w:r>
+        <w:rPr>
+          <w:rFonts w:ascii="Aptos" w:eastAsia="Arial" w:hAnsi="Aptos"/>
+        </w:rPr>
+        <w:t>59</w:t>
       </w:r>
     </w:p>
     <w:p>
@@ -3906,7 +4061,19 @@
         <w:rPr>
           <w:rFonts w:ascii="Aptos" w:eastAsia="Arial" w:hAnsi="Aptos"/>
         </w:rPr>
-        <w:t>Heartbeat Missing – 15</w:t>
+        <w:t xml:space="preserve">Critical User Events – </w:t>
+      </w:r>
+      <w:r>
+        <w:rPr>
+          <w:rFonts w:ascii="Aptos" w:eastAsia="Arial" w:hAnsi="Aptos"/>
+        </w:rPr>
+        <w:t>4</w:t>
+      </w:r>
+      <w:r>
+        <w:rPr>
+          <w:rFonts w:ascii="Aptos" w:eastAsia="Arial" w:hAnsi="Aptos"/>
+        </w:rPr>
+        <w:t>1</w:t>
       </w:r>
     </w:p>
     <w:p>
@@ -3919,9 +4086,35 @@
       </w:pPr>
       <w:r>
         <w:rPr>
-          <w:rFonts w:ascii="Aptos" w:eastAsia="Arial" w:hAnsi="Aptos"/>
-        </w:rPr>
-        <w:t>Source Stopped Sending Data: Security Events – 13</w:t>
+          <w:rFonts w:ascii="Aptos" w:hAnsi="Aptos"/>
+        </w:rPr>
+        <w:t xml:space="preserve">Remote Desktop Access After Working Hours </w:t>
+      </w:r>
+      <w:r>
+        <w:rPr>
+          <w:rFonts w:ascii="Aptos" w:hAnsi="Aptos"/>
+        </w:rPr>
+        <w:t xml:space="preserve">– </w:t>
+      </w:r>
+      <w:r>
+        <w:rPr>
+          <w:rFonts w:ascii="Aptos" w:hAnsi="Aptos"/>
+        </w:rPr>
+        <w:t>38</w:t>
+      </w:r>
+    </w:p>
+    <w:p>
+      <w:pPr>
+        <w:pStyle w:val="ListParagraph"/>
+      </w:pPr>
+      <w:r>
+        <w:t xml:space="preserve">Fortigate Logon Failure - </w:t>
+      </w:r>
+      <w:r>
+        <w:t>3</w:t>
+      </w:r>
+      <w:r>
+        <w:t>5</w:t>
       </w:r>
     </w:p>
     <w:p>
@@ -3936,25 +4129,29 @@
         <w:rPr>
           <w:rFonts w:ascii="Aptos" w:eastAsia="Arial" w:hAnsi="Aptos"/>
         </w:rPr>
-        <w:t>Critical User Events – 12</w:t>
-      </w:r>
-    </w:p>
-    <w:p>
-      <w:pPr>
-        <w:pStyle w:val="ListParagraph"/>
-        <w:spacing w:after="0" w:line="276" w:lineRule="auto"/>
-        <w:rPr>
-          <w:rFonts w:ascii="Aptos" w:hAnsi="Aptos"/>
-          <w:b w:val="0"/>
-          <w:bCs w:val="0"/>
-        </w:rPr>
-      </w:pPr>
+        <w:t xml:space="preserve">Source Stopped Sending Data: </w:t>
+      </w:r>
       <w:r>
         <w:rPr>
           <w:rFonts w:ascii="Aptos" w:eastAsia="Arial" w:hAnsi="Aptos"/>
         </w:rPr>
-        <w:t>Account Lockout: Admin Users - 12</w:t>
-      </w:r>
+        <w:t>FortiGate</w:t>
+      </w:r>
+      <w:r>
+        <w:rPr>
+          <w:rFonts w:ascii="Aptos" w:eastAsia="Arial" w:hAnsi="Aptos"/>
+        </w:rPr>
+        <w:t xml:space="preserve"> – 13</w:t>
+      </w:r>
+    </w:p>
+    <w:p>
+      <w:pPr>
+        <w:ind w:left="720"/>
+        <w:jc w:val="both"/>
+        <w:rPr>
+          <w:rFonts w:ascii="Aptos" w:hAnsi="Aptos"/>
+        </w:rPr>
+      </w:pPr>
     </w:p>
     <w:p>
       <w:pPr>
@@ -4056,13 +4253,25 @@
         <w:rPr>
           <w:rFonts w:ascii="Aptos" w:hAnsi="Aptos"/>
         </w:rPr>
-        <w:t xml:space="preserve">FortiGate Admin Multiple Failed Logins </w:t>
-      </w:r>
-      <w:r>
-        <w:rPr>
-          <w:rFonts w:ascii="Aptos" w:hAnsi="Aptos"/>
-        </w:rPr>
-        <w:t>- 2</w:t>
+        <w:t>Domain Controller Audit Events</w:t>
+      </w:r>
+      <w:r>
+        <w:rPr>
+          <w:rFonts w:ascii="Aptos" w:hAnsi="Aptos"/>
+        </w:rPr>
+        <w:t xml:space="preserve"> </w:t>
+      </w:r>
+      <w:r>
+        <w:rPr>
+          <w:rFonts w:ascii="Aptos" w:hAnsi="Aptos"/>
+        </w:rPr>
+        <w:t xml:space="preserve">- </w:t>
+      </w:r>
+      <w:r>
+        <w:rPr>
+          <w:rFonts w:ascii="Aptos" w:hAnsi="Aptos"/>
+        </w:rPr>
+        <w:t>3731</w:t>
       </w:r>
     </w:p>
     <w:p>
@@ -4081,13 +4290,31 @@
           <w:rFonts w:ascii="Aptos" w:hAnsi="Aptos"/>
         </w:rPr>
         <w:lastRenderedPageBreak/>
-        <w:t xml:space="preserve">EDR Email Detection </w:t>
-      </w:r>
-      <w:r>
-        <w:rPr>
-          <w:rFonts w:ascii="Aptos" w:hAnsi="Aptos"/>
-        </w:rPr>
-        <w:t>- 1</w:t>
+        <w:t>GPO Modification – 1</w:t>
+      </w:r>
+    </w:p>
+    <w:p>
+      <w:pPr>
+        <w:pStyle w:val="ListParagraph"/>
+        <w:numPr>
+          <w:ilvl w:val="0"/>
+          <w:numId w:val="28"/>
+        </w:numPr>
+        <w:rPr>
+          <w:rFonts w:ascii="Aptos" w:hAnsi="Aptos"/>
+        </w:rPr>
+      </w:pPr>
+      <w:r>
+        <w:rPr>
+          <w:rFonts w:ascii="Aptos" w:hAnsi="Aptos"/>
+        </w:rPr>
+        <w:t>FortiGate Admin Multiple Failed Logins</w:t>
+      </w:r>
+      <w:r>
+        <w:rPr>
+          <w:rFonts w:ascii="Aptos" w:hAnsi="Aptos"/>
+        </w:rPr>
+        <w:t xml:space="preserve"> - 1</w:t>
       </w:r>
     </w:p>
     <w:p>
@@ -4116,6 +4343,107 @@
         </w:rPr>
         <w:t>All events were validated through investigation, and no confirmed compromise was identified. Continuous monitoring remains in place to detect and respond promptly to similar high-risk activities.</w:t>
       </w:r>
+    </w:p>
+    <w:p>
+      <w:pPr>
+        <w:ind w:left="720"/>
+        <w:jc w:val="both"/>
+        <w:rPr>
+          <w:rFonts w:ascii="Aptos" w:hAnsi="Aptos"/>
+        </w:rPr>
+      </w:pPr>
+      <w:r>
+        <w:rPr>
+          <w:rFonts w:ascii="Aptos" w:hAnsi="Aptos"/>
+        </w:rPr>
+        <w:t xml:space="preserve">Following the Sentinel alert about high volumes of </w:t>
+      </w:r>
+      <w:r>
+        <w:rPr>
+          <w:rFonts w:ascii="Aptos" w:hAnsi="Aptos"/>
+          <w:b/>
+          <w:bCs/>
+        </w:rPr>
+        <w:t>Active Directory replication</w:t>
+      </w:r>
+      <w:r>
+        <w:rPr>
+          <w:rFonts w:ascii="Aptos" w:hAnsi="Aptos"/>
+        </w:rPr>
+        <w:t xml:space="preserve"> events across several domain controllers, we </w:t>
+      </w:r>
+      <w:r>
+        <w:rPr>
+          <w:rFonts w:ascii="Aptos" w:hAnsi="Aptos"/>
+        </w:rPr>
+        <w:t>escalated these events for</w:t>
+      </w:r>
+      <w:r>
+        <w:rPr>
+          <w:rFonts w:ascii="Aptos" w:hAnsi="Aptos"/>
+        </w:rPr>
+        <w:t xml:space="preserve"> review. This activity was</w:t>
+      </w:r>
+      <w:r>
+        <w:rPr>
+          <w:rFonts w:ascii="Aptos" w:hAnsi="Aptos"/>
+        </w:rPr>
+        <w:t xml:space="preserve"> deemed </w:t>
+      </w:r>
+      <w:r>
+        <w:rPr>
+          <w:rFonts w:ascii="Aptos" w:hAnsi="Aptos"/>
+        </w:rPr>
+        <w:t xml:space="preserve"> not </w:t>
+      </w:r>
+      <w:r>
+        <w:rPr>
+          <w:rFonts w:ascii="Aptos" w:hAnsi="Aptos"/>
+        </w:rPr>
+        <w:t xml:space="preserve">to be </w:t>
+      </w:r>
+      <w:r>
+        <w:rPr>
+          <w:rFonts w:ascii="Aptos" w:hAnsi="Aptos"/>
+        </w:rPr>
+        <w:t>an attack; it stemmed from internal configuration changes made while enabling Advanced Auditing to address ongoing account lockout issues.</w:t>
+      </w:r>
+    </w:p>
+    <w:p>
+      <w:pPr>
+        <w:ind w:left="720"/>
+        <w:jc w:val="both"/>
+        <w:rPr>
+          <w:rFonts w:ascii="Aptos" w:hAnsi="Aptos"/>
+        </w:rPr>
+      </w:pPr>
+      <w:r>
+        <w:rPr>
+          <w:rFonts w:ascii="Aptos" w:hAnsi="Aptos"/>
+        </w:rPr>
+        <w:t xml:space="preserve">One of the audit categories, Audit Detailed Directory Service Replication, </w:t>
+      </w:r>
+      <w:r>
+        <w:rPr>
+          <w:rFonts w:ascii="Aptos" w:hAnsi="Aptos"/>
+        </w:rPr>
+        <w:t xml:space="preserve">was found to </w:t>
+      </w:r>
+      <w:r>
+        <w:rPr>
+          <w:rFonts w:ascii="Aptos" w:hAnsi="Aptos"/>
+        </w:rPr>
+        <w:t xml:space="preserve">generate large volumes of logs during normal Active Directory operations. </w:t>
+      </w:r>
+    </w:p>
+    <w:p>
+      <w:pPr>
+        <w:ind w:left="720"/>
+        <w:jc w:val="both"/>
+        <w:rPr>
+          <w:rFonts w:ascii="Aptos" w:hAnsi="Aptos"/>
+        </w:rPr>
+      </w:pPr>
     </w:p>
     <w:p>
       <w:pPr>
@@ -4239,15 +4567,7 @@
           <w:b/>
           <w:bCs/>
         </w:rPr>
-        <w:t>21</w:t>
-      </w:r>
-      <w:r>
-        <w:rPr>
-          <w:rFonts w:ascii="Aptos" w:hAnsi="Aptos"/>
-          <w:b/>
-          <w:bCs/>
-        </w:rPr>
-        <w:t>2</w:t>
+        <w:t>4516</w:t>
       </w:r>
       <w:r>
         <w:rPr>
@@ -4266,14 +4586,13 @@
       </w:pPr>
       <w:r>
         <w:rPr>
-          <w:rFonts w:ascii="Aptos" w:hAnsi="Aptos"/>
           <w:noProof/>
         </w:rPr>
         <w:drawing>
-          <wp:inline distT="0" distB="0" distL="0" distR="0" wp14:anchorId="4A8C5E18" wp14:editId="06028F32">
-            <wp:extent cx="4713393" cy="2702560"/>
-            <wp:effectExtent l="0" t="0" r="11430" b="2540"/>
-            <wp:docPr id="148899700" name="Chart 1">
+          <wp:inline distT="0" distB="0" distL="0" distR="0" wp14:anchorId="20F2B839" wp14:editId="1A921E34">
+            <wp:extent cx="4714875" cy="2603500"/>
+            <wp:effectExtent l="0" t="0" r="9525" b="6350"/>
+            <wp:docPr id="1224392437" name="Chart 1">
               <a:extLst xmlns:a="http://schemas.openxmlformats.org/drawingml/2006/main">
                 <a:ext uri="{FF2B5EF4-FFF2-40B4-BE49-F238E27FC236}">
                   <a16:creationId xmlns:a16="http://schemas.microsoft.com/office/drawing/2014/main" id="{14CC1B68-DDEA-519A-9303-C2D5A562DC7B}"/>
@@ -4398,7 +4717,7 @@
           <w:b/>
           <w:bCs/>
         </w:rPr>
-        <w:t>343</w:t>
+        <w:t>4516</w:t>
       </w:r>
       <w:r>
         <w:rPr>
@@ -4491,7 +4810,6 @@
         <w:rPr>
           <w:rFonts w:ascii="Aptos" w:eastAsia="Arial" w:hAnsi="Aptos" w:cs="Arial"/>
         </w:rPr>
-        <w:lastRenderedPageBreak/>
         <w:t xml:space="preserve">Mean Time </w:t>
       </w:r>
       <w:r>
@@ -4553,7 +4871,7 @@
           <w:b/>
           <w:bCs/>
         </w:rPr>
-        <w:t>8</w:t>
+        <w:t>6</w:t>
       </w:r>
       <w:r>
         <w:rPr>
@@ -4569,7 +4887,7 @@
           <w:b/>
           <w:bCs/>
         </w:rPr>
-        <w:t>5</w:t>
+        <w:t>0</w:t>
       </w:r>
       <w:r>
         <w:rPr>
@@ -4577,7 +4895,7 @@
           <w:b/>
           <w:bCs/>
         </w:rPr>
-        <w:t>0</w:t>
+        <w:t>8</w:t>
       </w:r>
       <w:r>
         <w:rPr>
@@ -4615,14 +4933,13 @@
       </w:pPr>
       <w:r>
         <w:rPr>
-          <w:rFonts w:ascii="Aptos" w:hAnsi="Aptos"/>
           <w:noProof/>
         </w:rPr>
         <w:drawing>
-          <wp:inline distT="0" distB="0" distL="0" distR="0" wp14:anchorId="19CAC61B" wp14:editId="131EBA40">
-            <wp:extent cx="4724400" cy="2979420"/>
-            <wp:effectExtent l="0" t="0" r="0" b="11430"/>
-            <wp:docPr id="1495986465" name="Chart 1">
+          <wp:inline distT="0" distB="0" distL="0" distR="0" wp14:anchorId="0832FD8A" wp14:editId="27353ED9">
+            <wp:extent cx="4724400" cy="2943225"/>
+            <wp:effectExtent l="0" t="0" r="0" b="9525"/>
+            <wp:docPr id="2119181520" name="Chart 1">
               <a:extLst xmlns:a="http://schemas.openxmlformats.org/drawingml/2006/main">
                 <a:ext uri="{FF2B5EF4-FFF2-40B4-BE49-F238E27FC236}">
                   <a16:creationId xmlns:a16="http://schemas.microsoft.com/office/drawing/2014/main" id="{39FEB7CF-CCF0-BB97-EEFC-60C7F42CB225}"/>
@@ -4659,6 +4976,14 @@
         </w:rPr>
         <w:t xml:space="preserve"> </w:t>
       </w:r>
+    </w:p>
+    <w:p>
+      <w:pPr>
+        <w:ind w:left="1440"/>
+        <w:rPr>
+          <w:rFonts w:ascii="Aptos" w:hAnsi="Aptos"/>
+        </w:rPr>
+      </w:pPr>
     </w:p>
     <w:p>
       <w:pPr>
@@ -4824,6 +5149,7 @@
                 <w:color w:val="FFFFFF" w:themeColor="background1"/>
                 <w:sz w:val="24"/>
               </w:rPr>
+              <w:lastRenderedPageBreak/>
               <w:t>Incident Title</w:t>
             </w:r>
           </w:p>
@@ -4888,7 +5214,7 @@
                 <w:color w:val="000000"/>
                 <w:sz w:val="24"/>
               </w:rPr>
-              <w:t>Windows: Time Synchronization Failure</w:t>
+              <w:t>Domain Controller Audit Events</w:t>
             </w:r>
           </w:p>
         </w:tc>
@@ -4914,7 +5240,15 @@
                 <w:bCs/>
                 <w:sz w:val="24"/>
               </w:rPr>
-              <w:t>81</w:t>
+              <w:t>373</w:t>
+            </w:r>
+            <w:r>
+              <w:rPr>
+                <w:rFonts w:ascii="Aptos" w:hAnsi="Aptos"/>
+                <w:bCs/>
+                <w:sz w:val="24"/>
+              </w:rPr>
+              <w:t>1</w:t>
             </w:r>
           </w:p>
         </w:tc>
@@ -4950,7 +5284,7 @@
                 <w:color w:val="000000"/>
                 <w:sz w:val="24"/>
               </w:rPr>
-              <w:t>Fortigate Logon Failure</w:t>
+              <w:t>Correlated File Deleted</w:t>
             </w:r>
           </w:p>
         </w:tc>
@@ -4976,7 +5310,7 @@
                 <w:bCs/>
                 <w:sz w:val="24"/>
               </w:rPr>
-              <w:t>55</w:t>
+              <w:t>207</w:t>
             </w:r>
           </w:p>
         </w:tc>
@@ -5012,7 +5346,7 @@
                 <w:color w:val="000000"/>
                 <w:sz w:val="24"/>
               </w:rPr>
-              <w:t>Correlated File Deleted</w:t>
+              <w:t>Windows: Time Synchronization Failure</w:t>
             </w:r>
           </w:p>
         </w:tc>
@@ -5038,15 +5372,7 @@
                 <w:bCs/>
                 <w:sz w:val="24"/>
               </w:rPr>
-              <w:t>3</w:t>
-            </w:r>
-            <w:r>
-              <w:rPr>
-                <w:rFonts w:ascii="Aptos" w:hAnsi="Aptos"/>
-                <w:bCs/>
-                <w:sz w:val="24"/>
-              </w:rPr>
-              <w:t>6</w:t>
+              <w:t>153</w:t>
             </w:r>
           </w:p>
         </w:tc>
@@ -5079,10 +5405,18 @@
                 <w:rFonts w:ascii="Aptos" w:hAnsi="Aptos"/>
                 <w:b w:val="0"/>
                 <w:bCs/>
-                <w:color w:val="000000"/>
                 <w:sz w:val="24"/>
               </w:rPr>
-              <w:t>Incidents Summary Alert</w:t>
+              <w:t>Source Stopped Sending Data:</w:t>
+            </w:r>
+            <w:r>
+              <w:rPr>
+                <w:rFonts w:ascii="Aptos" w:hAnsi="Aptos"/>
+                <w:b w:val="0"/>
+                <w:bCs/>
+                <w:sz w:val="24"/>
+              </w:rPr>
+              <w:t xml:space="preserve"> Syslog</w:t>
             </w:r>
           </w:p>
         </w:tc>
@@ -5108,7 +5442,7 @@
                 <w:bCs/>
                 <w:sz w:val="24"/>
               </w:rPr>
-              <w:t>34</w:t>
+              <w:t>110</w:t>
             </w:r>
           </w:p>
         </w:tc>
@@ -5141,10 +5475,9 @@
                 <w:rFonts w:ascii="Aptos" w:hAnsi="Aptos"/>
                 <w:b w:val="0"/>
                 <w:bCs/>
-                <w:color w:val="000000"/>
                 <w:sz w:val="24"/>
               </w:rPr>
-              <w:t>Remote Desktop Access After Working Hours</w:t>
+              <w:t>AD Account Lockout</w:t>
             </w:r>
           </w:p>
         </w:tc>
@@ -5170,15 +5503,7 @@
                 <w:bCs/>
                 <w:sz w:val="24"/>
               </w:rPr>
-              <w:t>1</w:t>
-            </w:r>
-            <w:r>
-              <w:rPr>
-                <w:rFonts w:ascii="Aptos" w:hAnsi="Aptos"/>
-                <w:bCs/>
-                <w:sz w:val="24"/>
-              </w:rPr>
-              <w:t>9</w:t>
+              <w:t>66</w:t>
             </w:r>
           </w:p>
         </w:tc>
@@ -5213,7 +5538,7 @@
                 <w:bCs/>
                 <w:sz w:val="24"/>
               </w:rPr>
-              <w:t>File Audit Failure</w:t>
+              <w:t>Source Stopped Sending Data: FortiGate</w:t>
             </w:r>
           </w:p>
         </w:tc>
@@ -5239,7 +5564,7 @@
                 <w:bCs/>
                 <w:sz w:val="24"/>
               </w:rPr>
-              <w:t>17</w:t>
+              <w:t>31</w:t>
             </w:r>
           </w:p>
         </w:tc>
@@ -5275,8 +5600,7 @@
                 <w:color w:val="000000"/>
                 <w:sz w:val="24"/>
               </w:rPr>
-              <w:lastRenderedPageBreak/>
-              <w:t>Heartbeat Missing</w:t>
+              <w:t>Incidents Summary Alert</w:t>
             </w:r>
           </w:p>
         </w:tc>
@@ -5302,15 +5626,7 @@
                 <w:bCs/>
                 <w:sz w:val="24"/>
               </w:rPr>
-              <w:t>1</w:t>
-            </w:r>
-            <w:r>
-              <w:rPr>
-                <w:rFonts w:ascii="Aptos" w:hAnsi="Aptos"/>
-                <w:bCs/>
-                <w:sz w:val="24"/>
-              </w:rPr>
-              <w:t>5</w:t>
+              <w:t>59</w:t>
             </w:r>
           </w:p>
         </w:tc>
@@ -5347,7 +5663,7 @@
                 <w:color w:val="000000"/>
                 <w:sz w:val="24"/>
               </w:rPr>
-              <w:t>Source Stopped Sending Data: Security Events</w:t>
+              <w:t>Critical User Events</w:t>
             </w:r>
           </w:p>
         </w:tc>
@@ -5370,7 +5686,7 @@
                 <w:rFonts w:ascii="Aptos" w:hAnsi="Aptos"/>
                 <w:bCs/>
               </w:rPr>
-              <w:t>13</w:t>
+              <w:t>41</w:t>
             </w:r>
           </w:p>
         </w:tc>
@@ -5407,7 +5723,7 @@
                 <w:color w:val="000000"/>
                 <w:sz w:val="24"/>
               </w:rPr>
-              <w:t>Critical User Events</w:t>
+              <w:t>Remote Desktop Access After Working Hours</w:t>
             </w:r>
           </w:p>
         </w:tc>
@@ -5430,7 +5746,7 @@
                 <w:rFonts w:ascii="Aptos" w:hAnsi="Aptos"/>
                 <w:bCs/>
               </w:rPr>
-              <w:t>12</w:t>
+              <w:t>38</w:t>
             </w:r>
           </w:p>
         </w:tc>
@@ -5465,7 +5781,7 @@
                 <w:color w:val="000000"/>
                 <w:sz w:val="24"/>
               </w:rPr>
-              <w:t>Account Lockout: Admin Users</w:t>
+              <w:t xml:space="preserve">Fortigate Logon Failure </w:t>
             </w:r>
           </w:p>
         </w:tc>
@@ -5490,7 +5806,7 @@
                 <w:bCs/>
                 <w:sz w:val="24"/>
               </w:rPr>
-              <w:t>12</w:t>
+              <w:t>35</w:t>
             </w:r>
           </w:p>
         </w:tc>
@@ -5550,16 +5866,7 @@
                 <w:bCs/>
                 <w:sz w:val="24"/>
               </w:rPr>
-              <w:t>2</w:t>
-            </w:r>
-            <w:r>
-              <w:rPr>
-                <w:rFonts w:ascii="Aptos" w:hAnsi="Aptos"/>
-                <w:b/>
-                <w:bCs/>
-                <w:sz w:val="24"/>
-              </w:rPr>
-              <w:t>94</w:t>
+              <w:t>4471</w:t>
             </w:r>
           </w:p>
         </w:tc>
@@ -5584,18 +5891,18 @@
           <w:rFonts w:ascii="Aptos" w:eastAsia="Arial" w:hAnsi="Aptos" w:cs="Arial"/>
         </w:rPr>
       </w:pPr>
-      <w:bookmarkStart w:id="58" w:name="_Toc199667263"/>
-      <w:bookmarkStart w:id="59" w:name="_Toc199667721"/>
-      <w:bookmarkStart w:id="60" w:name="_Toc199667747"/>
-      <w:bookmarkStart w:id="61" w:name="_Toc199670371"/>
-      <w:bookmarkStart w:id="62" w:name="_Toc223538355"/>
+      <w:bookmarkStart w:id="58" w:name="_Toc223538355"/>
+      <w:bookmarkStart w:id="59" w:name="_Toc199667263"/>
+      <w:bookmarkStart w:id="60" w:name="_Toc199667721"/>
+      <w:bookmarkStart w:id="61" w:name="_Toc199667747"/>
+      <w:bookmarkStart w:id="62" w:name="_Toc199670371"/>
       <w:r>
         <w:rPr>
           <w:rFonts w:ascii="Aptos" w:eastAsia="Arial" w:hAnsi="Aptos" w:cs="Arial"/>
         </w:rPr>
         <w:t>Analysis of Key Incident Trends</w:t>
       </w:r>
-      <w:bookmarkEnd w:id="62"/>
+      <w:bookmarkEnd w:id="58"/>
     </w:p>
     <w:p>
       <w:pPr>
@@ -5757,6 +6064,7 @@
           <w:b w:val="0"/>
           <w:bCs w:val="0"/>
         </w:rPr>
+        <w:lastRenderedPageBreak/>
         <w:t>Ensure that UDP port 123 is open between clients and their time source.</w:t>
       </w:r>
     </w:p>
@@ -5912,16 +6220,7 @@
           <w:b w:val="0"/>
           <w:bCs w:val="0"/>
         </w:rPr>
-        <w:t xml:space="preserve">, ABL-admin, and others— originating from internal IP ranges </w:t>
-      </w:r>
-      <w:r>
-        <w:rPr>
-          <w:rFonts w:ascii="Aptos" w:eastAsia="Arial" w:hAnsi="Aptos"/>
-          <w:b w:val="0"/>
-          <w:bCs w:val="0"/>
-        </w:rPr>
-        <w:lastRenderedPageBreak/>
-        <w:t>(e.g., 192.168.99.122, 172.18.1.40). In one case, the login was denied due to a blocked IP, suggesting prior detection or policy enforcement. This pattern indicates possible brute-force attempts, misconfigured service credentials, or reconnaissance efforts targeting administrative interfaces.</w:t>
+        <w:t>, ABL-admin, and others— originating from internal IP ranges (e.g., 192.168.99.122, 172.18.1.40). In one case, the login was denied due to a blocked IP, suggesting prior detection or policy enforcement. This pattern indicates possible brute-force attempts, misconfigured service credentials, or reconnaissance efforts targeting administrative interfaces.</w:t>
       </w:r>
     </w:p>
     <w:p>
@@ -6238,6 +6537,7 @@
           <w:b w:val="0"/>
           <w:bCs w:val="0"/>
         </w:rPr>
+        <w:lastRenderedPageBreak/>
         <w:t>Flag rare or unexpected use of tools like wevtutil.exe, especially outside of patch windows or known maintenance events.</w:t>
       </w:r>
       <w:r>
@@ -6457,7 +6757,6 @@
           <w:b w:val="0"/>
           <w:bCs w:val="0"/>
         </w:rPr>
-        <w:lastRenderedPageBreak/>
         <w:t>cmorris</w:t>
       </w:r>
       <w:proofErr w:type="spellEnd"/>
@@ -6807,25 +7106,7 @@
           <w:b w:val="0"/>
           <w:bCs w:val="0"/>
         </w:rPr>
-        <w:t xml:space="preserve"> or repair agents </w:t>
-      </w:r>
-      <w:proofErr w:type="gramStart"/>
-      <w:r>
-        <w:rPr>
-          <w:rFonts w:ascii="Aptos" w:hAnsi="Aptos"/>
-          <w:b w:val="0"/>
-          <w:bCs w:val="0"/>
-        </w:rPr>
-        <w:t>where</w:t>
-      </w:r>
-      <w:proofErr w:type="gramEnd"/>
-      <w:r>
-        <w:rPr>
-          <w:rFonts w:ascii="Aptos" w:hAnsi="Aptos"/>
-          <w:b w:val="0"/>
-          <w:bCs w:val="0"/>
-        </w:rPr>
-        <w:t xml:space="preserve"> necessary.</w:t>
+        <w:t xml:space="preserve"> or repair agents where necessary.</w:t>
       </w:r>
     </w:p>
     <w:p>
@@ -6898,25 +7179,7 @@
           <w:b w:val="0"/>
           <w:bCs w:val="0"/>
         </w:rPr>
-        <w:t xml:space="preserve">Description: Events flagged under this category involved accounts with elevated privileges (e.g., Domain Admins, Enterprise Admins, or high-value service accounts). Activities may include </w:t>
-      </w:r>
-      <w:proofErr w:type="gramStart"/>
-      <w:r>
-        <w:rPr>
-          <w:rFonts w:ascii="Aptos" w:hAnsi="Aptos"/>
-          <w:b w:val="0"/>
-          <w:bCs w:val="0"/>
-        </w:rPr>
-        <w:t>logins</w:t>
-      </w:r>
-      <w:proofErr w:type="gramEnd"/>
-      <w:r>
-        <w:rPr>
-          <w:rFonts w:ascii="Aptos" w:hAnsi="Aptos"/>
-          <w:b w:val="0"/>
-          <w:bCs w:val="0"/>
-        </w:rPr>
-        <w:t>, privilege usage, or changes that could impact core infrastructure or sensitive data. We consistently got Account lockout alerts under the Critical User Alerts, most of the account lockouts had to do with the user “</w:t>
+        <w:t>Description: Events flagged under this category involved accounts with elevated privileges (e.g., Domain Admins, Enterprise Admins, or high-value service accounts). Activities may include logins, privilege usage, or changes that could impact core infrastructure or sensitive data. We consistently got Account lockout alerts under the Critical User Alerts, most of the account lockouts had to do with the user “</w:t>
       </w:r>
       <w:proofErr w:type="spellStart"/>
       <w:r>
@@ -6993,7 +7256,6 @@
           <w:b w:val="0"/>
           <w:bCs w:val="0"/>
         </w:rPr>
-        <w:lastRenderedPageBreak/>
         <w:t>Enforce MFA across all critical user accounts.</w:t>
       </w:r>
     </w:p>
@@ -7385,51 +7647,43 @@
           <w:rFonts w:ascii="Aptos" w:eastAsiaTheme="minorEastAsia" w:hAnsi="Aptos"/>
           <w:lang w:val="en-GB"/>
         </w:rPr>
-        <w:t xml:space="preserve">Events flagged under this category involved accounts with elevated privileges (e.g., Domain Admins, Enterprise Admins, or high-value service accounts). Activities </w:t>
-      </w:r>
-      <w:proofErr w:type="gramStart"/>
+        <w:t>Events flagged under this category involved accounts with elevated privileges (e.g., Domain Admins, Enterprise Admins, or high-value service accounts). Activities indicates account lockout activities due to the admins entering incorrect credentials. We consistently got Account lockout alerts under the Account lockout Alerts, most of the account lockouts had to do with the user “</w:t>
+      </w:r>
+      <w:proofErr w:type="spellStart"/>
+      <w:r>
+        <w:rPr>
+          <w:rFonts w:ascii="Aptos" w:eastAsiaTheme="minorEastAsia" w:hAnsi="Aptos"/>
+        </w:rPr>
+        <w:t>cmorris</w:t>
+      </w:r>
+      <w:proofErr w:type="spellEnd"/>
       <w:r>
         <w:rPr>
           <w:rFonts w:ascii="Aptos" w:eastAsiaTheme="minorEastAsia" w:hAnsi="Aptos"/>
           <w:lang w:val="en-GB"/>
         </w:rPr>
-        <w:t>indicates</w:t>
-      </w:r>
-      <w:proofErr w:type="gramEnd"/>
+        <w:t>” on the asset “</w:t>
+      </w:r>
+      <w:r>
+        <w:rPr>
+          <w:rFonts w:ascii="Aptos" w:eastAsiaTheme="minorEastAsia" w:hAnsi="Aptos"/>
+        </w:rPr>
+        <w:t>S-ABL-GTB-RODC.ACCESSBANK.COM.LR</w:t>
+      </w:r>
       <w:r>
         <w:rPr>
           <w:rFonts w:ascii="Aptos" w:eastAsiaTheme="minorEastAsia" w:hAnsi="Aptos"/>
           <w:lang w:val="en-GB"/>
         </w:rPr>
-        <w:t xml:space="preserve"> account lockout activities due to the admins entering incorrect credentials. We consistently got Account lockout alerts under the Account lockout Alerts, most of the account lockouts had to do with the user “</w:t>
-      </w:r>
-      <w:proofErr w:type="spellStart"/>
-      <w:r>
-        <w:rPr>
-          <w:rFonts w:ascii="Aptos" w:eastAsiaTheme="minorEastAsia" w:hAnsi="Aptos"/>
-        </w:rPr>
-        <w:t>cmorris</w:t>
-      </w:r>
-      <w:proofErr w:type="spellEnd"/>
+        <w:t xml:space="preserve">”. Please </w:t>
+      </w:r>
       <w:r>
         <w:rPr>
           <w:rFonts w:ascii="Aptos" w:eastAsiaTheme="minorEastAsia" w:hAnsi="Aptos"/>
           <w:lang w:val="en-GB"/>
         </w:rPr>
-        <w:t>” on the asset “</w:t>
-      </w:r>
-      <w:r>
-        <w:rPr>
-          <w:rFonts w:ascii="Aptos" w:eastAsiaTheme="minorEastAsia" w:hAnsi="Aptos"/>
-        </w:rPr>
-        <w:t>S-ABL-GTB-RODC.ACCESSBANK.COM.LR</w:t>
-      </w:r>
-      <w:r>
-        <w:rPr>
-          <w:rFonts w:ascii="Aptos" w:eastAsiaTheme="minorEastAsia" w:hAnsi="Aptos"/>
-          <w:lang w:val="en-GB"/>
-        </w:rPr>
-        <w:t>”. Please investigate to find out the real cause of the frequent account lockouts on that asset.</w:t>
+        <w:lastRenderedPageBreak/>
+        <w:t>investigate to find out the real cause of the frequent account lockouts on that asset.</w:t>
       </w:r>
     </w:p>
     <w:p>
@@ -7531,15 +7785,13 @@
       </w:pPr>
       <w:r>
         <w:rPr>
-          <w:rFonts w:ascii="Aptos" w:hAnsi="Aptos"/>
           <w:noProof/>
         </w:rPr>
-        <w:lastRenderedPageBreak/>
         <w:drawing>
-          <wp:inline distT="0" distB="0" distL="0" distR="0" wp14:anchorId="7AC49AC2" wp14:editId="3FC8A540">
-            <wp:extent cx="5322498" cy="3278038"/>
-            <wp:effectExtent l="0" t="0" r="12065" b="17780"/>
-            <wp:docPr id="1434523242" name="Chart 1">
+          <wp:inline distT="0" distB="0" distL="0" distR="0" wp14:anchorId="3405552F" wp14:editId="356BB50F">
+            <wp:extent cx="5200650" cy="2781300"/>
+            <wp:effectExtent l="0" t="0" r="0" b="0"/>
+            <wp:docPr id="1218437478" name="Chart 1">
               <a:extLst xmlns:a="http://schemas.openxmlformats.org/drawingml/2006/main">
                 <a:ext uri="{FF2B5EF4-FFF2-40B4-BE49-F238E27FC236}">
                   <a16:creationId xmlns:a16="http://schemas.microsoft.com/office/drawing/2014/main" id="{6F8B4D0E-CB66-6C67-233A-916077C4E94C}"/>
@@ -7555,6 +7807,13 @@
           </wp:inline>
         </w:drawing>
       </w:r>
+      <w:r>
+        <w:rPr>
+          <w:rFonts w:ascii="Aptos" w:hAnsi="Aptos"/>
+          <w:noProof/>
+        </w:rPr>
+        <w:t xml:space="preserve"> </w:t>
+      </w:r>
     </w:p>
     <w:p>
       <w:pPr>
@@ -7584,10 +7843,10 @@
       </w:r>
       <w:bookmarkEnd w:id="65"/>
     </w:p>
-    <w:bookmarkEnd w:id="58"/>
     <w:bookmarkEnd w:id="59"/>
     <w:bookmarkEnd w:id="60"/>
     <w:bookmarkEnd w:id="61"/>
+    <w:bookmarkEnd w:id="62"/>
     <w:p>
       <w:pPr>
         <w:ind w:firstLine="720"/>
@@ -7910,7 +8169,6 @@
         <w:t>Description: We recorded two alerts that indicated multiple failed Admin Login attempts originated from the users “</w:t>
       </w:r>
       <w:proofErr w:type="spellStart"/>
-      <w:proofErr w:type="gramStart"/>
       <w:r>
         <w:rPr>
           <w:rFonts w:ascii="Aptos" w:hAnsi="Aptos"/>
@@ -7920,7 +8178,6 @@
         <w:t>dahn.wulah</w:t>
       </w:r>
       <w:proofErr w:type="spellEnd"/>
-      <w:proofErr w:type="gramEnd"/>
       <w:r>
         <w:rPr>
           <w:rFonts w:ascii="Aptos" w:hAnsi="Aptos"/>
@@ -7936,7 +8193,6 @@
         <w:t xml:space="preserve"> and “</w:t>
       </w:r>
       <w:proofErr w:type="spellStart"/>
-      <w:proofErr w:type="gramStart"/>
       <w:r>
         <w:rPr>
           <w:rFonts w:ascii="Aptos" w:hAnsi="Aptos"/>
@@ -7946,7 +8202,6 @@
         <w:t>zwannah.porte</w:t>
       </w:r>
       <w:proofErr w:type="spellEnd"/>
-      <w:proofErr w:type="gramEnd"/>
       <w:r>
         <w:rPr>
           <w:rFonts w:ascii="Aptos" w:hAnsi="Aptos"/>
@@ -7987,28 +8242,7 @@
         <w:rPr>
           <w:rFonts w:ascii="Aptos" w:hAnsi="Aptos"/>
         </w:rPr>
-        <w:t xml:space="preserve">The alerts were thoroughly </w:t>
-      </w:r>
-      <w:proofErr w:type="gramStart"/>
-      <w:r>
-        <w:rPr>
-          <w:rFonts w:ascii="Aptos" w:hAnsi="Aptos"/>
-        </w:rPr>
-        <w:t>investigated</w:t>
-      </w:r>
-      <w:proofErr w:type="gramEnd"/>
-      <w:r>
-        <w:rPr>
-          <w:rFonts w:ascii="Aptos" w:hAnsi="Aptos"/>
-        </w:rPr>
-        <w:t xml:space="preserve"> and no </w:t>
-      </w:r>
-      <w:r>
-        <w:rPr>
-          <w:rFonts w:ascii="Aptos" w:hAnsi="Aptos"/>
-        </w:rPr>
-        <w:lastRenderedPageBreak/>
-        <w:t>malicious processes were observed as the Authentications failed due to incorrect credentials.</w:t>
+        <w:t>The alerts were thoroughly investigated and no malicious processes were observed as the Authentications failed due to incorrect credentials.</w:t>
       </w:r>
     </w:p>
     <w:p>
@@ -8138,6 +8372,18 @@
       </w:r>
       <w:bookmarkStart w:id="75" w:name="_Toc205455663"/>
       <w:bookmarkEnd w:id="74"/>
+      <w:r>
+        <w:rPr>
+          <w:rFonts w:ascii="Aptos" w:eastAsia="Arial" w:hAnsi="Aptos" w:cs="Arial"/>
+        </w:rPr>
+        <w:t xml:space="preserve"> </w:t>
+      </w:r>
+      <w:r>
+        <w:rPr>
+          <w:rFonts w:ascii="Aptos" w:eastAsia="Arial" w:hAnsi="Aptos" w:cs="Arial"/>
+        </w:rPr>
+        <w:t>– Liberia (March 1–31, 2026)</w:t>
+      </w:r>
     </w:p>
     <w:p>
       <w:pPr>
@@ -8158,51 +8404,16 @@
           <w:sz w:val="24"/>
           <w:szCs w:val="24"/>
         </w:rPr>
-        <w:t xml:space="preserve">During February 2026, Liberia’s public cyber picture was dominated by two parallel realities: </w:t>
-      </w:r>
-    </w:p>
-    <w:p>
-      <w:pPr>
-        <w:pStyle w:val="p3"/>
-        <w:ind w:left="720"/>
-        <w:jc w:val="both"/>
+        <w:t>In March 2026, Liberia’s cyber-risk picture was shaped mainly by rising online fraud exposure, weak institutional cyber readiness, and growing concern around child online abuse, impersonation, and deceptive digital activity. Unlike some neighboring markets, I did not find a widely verified, Liberia-specific March 2026 disclosure of a major ransomware attack or large enterprise data breach in reliable public sources reviewed for March. The strongest March signals instead came from: (1) national concern over cybercrime and child online threats, (2) warnings about limited enforcement and protective capacity, and (3) Liberia’s continued push to operationalize its cybersecurity framework while digital adoption expands</w:t>
+      </w:r>
+      <w:r>
         <w:rPr>
           <w:rFonts w:ascii="Aptos" w:eastAsia="Arial" w:hAnsi="Aptos" w:cs="Arial"/>
           <w:color w:val="3A3E3B"/>
           <w:sz w:val="24"/>
           <w:szCs w:val="24"/>
         </w:rPr>
-      </w:pPr>
-      <w:r>
-        <w:rPr>
-          <w:rFonts w:ascii="Aptos" w:eastAsia="Arial" w:hAnsi="Aptos" w:cs="Arial"/>
-          <w:color w:val="3A3E3B"/>
-          <w:sz w:val="24"/>
-          <w:szCs w:val="24"/>
-        </w:rPr>
-        <w:t>(1) high-impact ransomware and data-leak claims circulating in the open-source ecosystem</w:t>
-      </w:r>
-    </w:p>
-    <w:p>
-      <w:pPr>
-        <w:pStyle w:val="p3"/>
-        <w:ind w:left="720"/>
-        <w:jc w:val="both"/>
-        <w:rPr>
-          <w:rFonts w:ascii="Aptos" w:eastAsia="Arial" w:hAnsi="Aptos" w:cs="Arial"/>
-          <w:color w:val="3A3E3B"/>
-          <w:sz w:val="24"/>
-          <w:szCs w:val="24"/>
-        </w:rPr>
-      </w:pPr>
-      <w:r>
-        <w:rPr>
-          <w:rFonts w:ascii="Aptos" w:eastAsia="Arial" w:hAnsi="Aptos" w:cs="Arial"/>
-          <w:color w:val="3A3E3B"/>
-          <w:sz w:val="24"/>
-          <w:szCs w:val="24"/>
-        </w:rPr>
-        <w:t>(2) a steady drumbeat of social engineering and impersonation scams targeting citizens and institutions. At the same time, government stakeholders pushed forward longer-term digital ambitions (digital transformation + cybersecurity policy planning), but the month’s main risk signal remained extortion narratives, fraud, and trust erosion rather than fully confirmed technical post-incident disclosures.</w:t>
+        <w:t>.</w:t>
       </w:r>
     </w:p>
     <w:p>
@@ -8261,7 +8472,7 @@
           <w:sz w:val="24"/>
           <w:szCs w:val="24"/>
         </w:rPr>
-        <w:t>Ransomware / data-leak claims involving public institutions (high attention, mixed verification)</w:t>
+        <w:t>Cybercrime and online fraud described as a growing national threat</w:t>
       </w:r>
     </w:p>
     <w:p>
@@ -8283,8 +8494,41 @@
           <w:sz w:val="24"/>
           <w:szCs w:val="24"/>
         </w:rPr>
-        <w:t xml:space="preserve">In early February, multiple threat-intel style outlets reported that the ransomware group 0apt “claimed” compromises involving Liberian institutions, including the Liberia Revenue Authority (LRA) and the National Investment Commission (NIC), with allegations of encryption/extortion and large-scale data exposure. These reports were framed as claims by the actor (or derived from leak-site monitoring), rather than confirmed forensic disclosures.  </w:t>
-      </w:r>
+        <w:t xml:space="preserve">March 2026 reporting explicitly described cybercrime in Liberia as “on the rise”, warning that scams, identity abuse, and other online crimes are increasingly affecting citizens as internet use expands. The report emphasized that cybercriminals are exploiting weak awareness and limited technical protections, making </w:t>
+      </w:r>
+      <w:r>
+        <w:rPr>
+          <w:rFonts w:ascii="Aptos" w:hAnsi="Aptos" w:cs="Arial"/>
+          <w:b/>
+          <w:bCs/>
+          <w:color w:val="3A3E3B"/>
+          <w:sz w:val="24"/>
+          <w:szCs w:val="24"/>
+        </w:rPr>
+        <w:t>social engineering and fraud</w:t>
+      </w:r>
+      <w:r>
+        <w:rPr>
+          <w:rFonts w:ascii="Aptos" w:hAnsi="Aptos" w:cs="Arial"/>
+          <w:color w:val="3A3E3B"/>
+          <w:sz w:val="24"/>
+          <w:szCs w:val="24"/>
+        </w:rPr>
+        <w:t xml:space="preserve"> the most visible threats to ordinary users.</w:t>
+      </w:r>
+    </w:p>
+    <w:p>
+      <w:pPr>
+        <w:pStyle w:val="p3"/>
+        <w:ind w:left="1080"/>
+        <w:jc w:val="both"/>
+        <w:rPr>
+          <w:rFonts w:ascii="Aptos" w:hAnsi="Aptos" w:cs="Arial"/>
+          <w:color w:val="3A3E3B"/>
+          <w:sz w:val="24"/>
+          <w:szCs w:val="24"/>
+        </w:rPr>
+      </w:pPr>
     </w:p>
     <w:p>
       <w:pPr>
@@ -8312,7 +8556,8 @@
           <w:sz w:val="24"/>
           <w:szCs w:val="24"/>
         </w:rPr>
-        <w:t>Public denial and “no breach” messaging (LRA)</w:t>
+        <w:lastRenderedPageBreak/>
+        <w:t>Child online exploitation, cyberbullying, and abuse risks highlighted as major concerns</w:t>
       </w:r>
     </w:p>
     <w:p>
@@ -8334,7 +8579,67 @@
           <w:sz w:val="24"/>
           <w:szCs w:val="24"/>
         </w:rPr>
-        <w:t xml:space="preserve">In response to hacking allegations circulating online, LRA-linked public messaging in February asserted there was no database breach and that systems and taxpayer data remained secure. This matters operationally because it highlights the month’s key tension: high-visibility breach narratives vs. limited confirmable technical evidence in public.  </w:t>
+        <w:t xml:space="preserve">A major March 2026 policy event in Liberia focused on </w:t>
+      </w:r>
+      <w:r>
+        <w:rPr>
+          <w:rFonts w:ascii="Aptos" w:hAnsi="Aptos" w:cs="Arial"/>
+          <w:b/>
+          <w:bCs/>
+          <w:color w:val="3A3E3B"/>
+          <w:sz w:val="24"/>
+          <w:szCs w:val="24"/>
+        </w:rPr>
+        <w:t>child online safety</w:t>
+      </w:r>
+      <w:r>
+        <w:rPr>
+          <w:rFonts w:ascii="Aptos" w:hAnsi="Aptos" w:cs="Arial"/>
+          <w:color w:val="3A3E3B"/>
+          <w:sz w:val="24"/>
+          <w:szCs w:val="24"/>
+        </w:rPr>
+        <w:t xml:space="preserve">, with government, UNICEF, and other stakeholders stressing that children face growing exposure to </w:t>
+      </w:r>
+      <w:r>
+        <w:rPr>
+          <w:rFonts w:ascii="Aptos" w:hAnsi="Aptos" w:cs="Arial"/>
+          <w:b/>
+          <w:bCs/>
+          <w:color w:val="3A3E3B"/>
+          <w:sz w:val="24"/>
+          <w:szCs w:val="24"/>
+        </w:rPr>
+        <w:t>cyberbullying, exploitation, harmful content, and unsafe digital interactions.</w:t>
+      </w:r>
+      <w:r>
+        <w:rPr>
+          <w:rFonts w:ascii="Aptos" w:hAnsi="Aptos" w:cs="Arial"/>
+          <w:color w:val="3A3E3B"/>
+          <w:sz w:val="24"/>
+          <w:szCs w:val="24"/>
+        </w:rPr>
+        <w:t xml:space="preserve"> In cyber-risk terms, this matters because minors are frequent targets of </w:t>
+      </w:r>
+      <w:r>
+        <w:rPr>
+          <w:rFonts w:ascii="Aptos" w:hAnsi="Aptos" w:cs="Arial"/>
+          <w:b/>
+          <w:bCs/>
+          <w:color w:val="3A3E3B"/>
+          <w:sz w:val="24"/>
+          <w:szCs w:val="24"/>
+        </w:rPr>
+        <w:t>grooming, coercion, impersonation, sextortion-style abuse, and privacy violations,</w:t>
+      </w:r>
+      <w:r>
+        <w:rPr>
+          <w:rFonts w:ascii="Aptos" w:hAnsi="Aptos" w:cs="Arial"/>
+          <w:color w:val="3A3E3B"/>
+          <w:sz w:val="24"/>
+          <w:szCs w:val="24"/>
+        </w:rPr>
+        <w:t xml:space="preserve"> especially where reporting mechanisms are weak. </w:t>
       </w:r>
     </w:p>
     <w:p>
@@ -8363,8 +8668,7 @@
           <w:sz w:val="24"/>
           <w:szCs w:val="24"/>
         </w:rPr>
-        <w:lastRenderedPageBreak/>
-        <w:t>Credibility concerns around “0apt” and inflation of victim lists</w:t>
+        <w:t>Online scams and deceptive communication remain dominant practical threats</w:t>
       </w:r>
     </w:p>
     <w:p>
@@ -8386,17 +8690,9 @@
           <w:sz w:val="24"/>
           <w:szCs w:val="24"/>
         </w:rPr>
-        <w:t xml:space="preserve">Independent threat advisory commentary during February flagged that many 0apt “victim” listings may be unreliable, with analysts describing indicators consistent with hype-building or scam-like behavior (e.g., limited proof, questionable victim lists, lack of shared IOCs). In practical terms, this raises the likelihood that some Liberia-related claims were either unverified, exaggerated, or opportunistically inserted but still harmful because they can trigger panic, reputational damage, and secondary fraud campaigns.  </w:t>
-      </w:r>
-    </w:p>
-    <w:p>
-      <w:pPr>
-        <w:pStyle w:val="p3"/>
-        <w:numPr>
-          <w:ilvl w:val="0"/>
-          <w:numId w:val="27"/>
-        </w:numPr>
-        <w:jc w:val="both"/>
+        <w:t xml:space="preserve">March discussions around Liberia’s cybercrime environment repeatedly </w:t>
+      </w:r>
+      <w:r>
         <w:rPr>
           <w:rFonts w:ascii="Aptos" w:hAnsi="Aptos" w:cs="Arial"/>
           <w:b/>
@@ -8405,39 +8701,16 @@
           <w:sz w:val="24"/>
           <w:szCs w:val="24"/>
         </w:rPr>
-      </w:pPr>
-      <w:r>
-        <w:rPr>
-          <w:rFonts w:ascii="Aptos" w:hAnsi="Aptos" w:cs="Arial"/>
-          <w:b/>
-          <w:bCs/>
-          <w:color w:val="3A3E3B"/>
-          <w:sz w:val="24"/>
-          <w:szCs w:val="24"/>
-        </w:rPr>
-        <w:t>Impersonation-based fraud targeting the public</w:t>
-      </w:r>
-    </w:p>
-    <w:p>
-      <w:pPr>
-        <w:pStyle w:val="p3"/>
-        <w:ind w:left="1080"/>
-        <w:jc w:val="both"/>
+        <w:t>emphasized fraud, scam activity, and digital deception</w:t>
+      </w:r>
+      <w:r>
         <w:rPr>
           <w:rFonts w:ascii="Aptos" w:hAnsi="Aptos" w:cs="Arial"/>
           <w:color w:val="3A3E3B"/>
           <w:sz w:val="24"/>
           <w:szCs w:val="24"/>
         </w:rPr>
-      </w:pPr>
-      <w:r>
-        <w:rPr>
-          <w:rFonts w:ascii="Aptos" w:hAnsi="Aptos" w:cs="Arial"/>
-          <w:color w:val="3A3E3B"/>
-          <w:sz w:val="24"/>
-          <w:szCs w:val="24"/>
-        </w:rPr>
-        <w:t>Liberia also faced ongoing impersonation and intimidation fraud, including cases where criminals posed as security personnel and used calls/messages/social platforms to solicit money, extract personal information, or attempt access to restricted areas. These are classic social engineering patterns and remain one of the most consistently observable threat categories in the country’s open reporting.</w:t>
+        <w:t xml:space="preserve"> as immediate risks to households and individuals. This fits Liberia’s earlier pattern of fake opportunities, impersonation, and online solicitation schemes, but in March the emphasis was that these threats are continuing to expand with broader access to digital services.</w:t>
       </w:r>
     </w:p>
     <w:p>
@@ -8518,14 +8791,13 @@
           <w:sz w:val="24"/>
           <w:szCs w:val="24"/>
         </w:rPr>
-        <w:t>Ransomware signaling risk even without full confirmation</w:t>
+        <w:t>Weak cyber capacity increases exposure to regional and cross-border attacks</w:t>
       </w:r>
     </w:p>
     <w:p>
       <w:pPr>
         <w:pStyle w:val="p3"/>
         <w:ind w:left="1080"/>
-        <w:jc w:val="both"/>
         <w:rPr>
           <w:rFonts w:ascii="Aptos" w:hAnsi="Aptos" w:cs="Arial"/>
           <w:color w:val="3A3E3B"/>
@@ -8540,17 +8812,9 @@
           <w:sz w:val="24"/>
           <w:szCs w:val="24"/>
         </w:rPr>
-        <w:t xml:space="preserve">Whether or not every extortion claim was real, the pattern mirrors a wider African trend: attackers use leak-site publicity, fear, and “naming” strategies to pressure targets or create negotiating leverage. For Liberia, this amplifies exposure in public finance and investment bodies where trust, continuity, and sensitive records are core.  </w:t>
-      </w:r>
-    </w:p>
-    <w:p>
-      <w:pPr>
-        <w:pStyle w:val="p3"/>
-        <w:numPr>
-          <w:ilvl w:val="0"/>
-          <w:numId w:val="27"/>
-        </w:numPr>
-        <w:jc w:val="both"/>
+        <w:t xml:space="preserve">Liberia’s March reporting made clear that cybercrime is growing in a context where institutional cyber readiness remains limited. In practice, that means Liberia is more vulnerable to </w:t>
+      </w:r>
+      <w:r>
         <w:rPr>
           <w:rFonts w:ascii="Aptos" w:hAnsi="Aptos" w:cs="Arial"/>
           <w:b/>
@@ -8559,8 +8823,25 @@
           <w:sz w:val="24"/>
           <w:szCs w:val="24"/>
         </w:rPr>
-      </w:pPr>
-      <w:r>
+        <w:t>cross-border scam networks, phishing campaigns, identity theft rings, and platform-enabled fraud</w:t>
+      </w:r>
+      <w:r>
+        <w:rPr>
+          <w:rFonts w:ascii="Aptos" w:hAnsi="Aptos" w:cs="Arial"/>
+          <w:color w:val="3A3E3B"/>
+          <w:sz w:val="24"/>
+          <w:szCs w:val="24"/>
+        </w:rPr>
+        <w:t xml:space="preserve"> that do not depend on a local attacker being physically present. </w:t>
+      </w:r>
+    </w:p>
+    <w:p>
+      <w:pPr>
+        <w:pStyle w:val="p3"/>
+        <w:numPr>
+          <w:ilvl w:val="0"/>
+          <w:numId w:val="27"/>
+        </w:numPr>
         <w:rPr>
           <w:rFonts w:ascii="Aptos" w:hAnsi="Aptos" w:cs="Arial"/>
           <w:b/>
@@ -8569,39 +8850,8 @@
           <w:sz w:val="24"/>
           <w:szCs w:val="24"/>
         </w:rPr>
-        <w:t>Low-disclosure environments increase dwell time and reduce learning</w:t>
-      </w:r>
-    </w:p>
-    <w:p>
-      <w:pPr>
-        <w:pStyle w:val="p3"/>
-        <w:ind w:left="1080"/>
-        <w:jc w:val="both"/>
-        <w:rPr>
-          <w:rFonts w:ascii="Aptos" w:hAnsi="Aptos" w:cs="Arial"/>
-          <w:color w:val="3A3E3B"/>
-          <w:sz w:val="24"/>
-          <w:szCs w:val="24"/>
-        </w:rPr>
-      </w:pPr>
-      <w:r>
-        <w:rPr>
-          <w:rFonts w:ascii="Aptos" w:hAnsi="Aptos" w:cs="Arial"/>
-          <w:color w:val="3A3E3B"/>
-          <w:sz w:val="24"/>
-          <w:szCs w:val="24"/>
-        </w:rPr>
-        <w:t xml:space="preserve">February’s information environment shows a structural issue: limited public post-incident detail (root cause, impacted systems, containment steps) makes it harder for other Liberian organizations to learn defensively, and can increase the success rate of repeat tactics (credential theft, email compromise, extortion).  </w:t>
-      </w:r>
-    </w:p>
-    <w:p>
-      <w:pPr>
-        <w:pStyle w:val="p3"/>
-        <w:numPr>
-          <w:ilvl w:val="0"/>
-          <w:numId w:val="27"/>
-        </w:numPr>
-        <w:jc w:val="both"/>
+      </w:pPr>
+      <w:r>
         <w:rPr>
           <w:rFonts w:ascii="Aptos" w:hAnsi="Aptos" w:cs="Arial"/>
           <w:b/>
@@ -8610,8 +8860,13 @@
           <w:sz w:val="24"/>
           <w:szCs w:val="24"/>
         </w:rPr>
-      </w:pPr>
-      <w:r>
+        <w:t>Low reporting and limited response capability amplify the true risk level</w:t>
+      </w:r>
+    </w:p>
+    <w:p>
+      <w:pPr>
+        <w:pStyle w:val="p3"/>
+        <w:ind w:left="1080"/>
         <w:rPr>
           <w:rFonts w:ascii="Aptos" w:hAnsi="Aptos" w:cs="Arial"/>
           <w:b/>
@@ -8620,21 +8875,27 @@
           <w:sz w:val="24"/>
           <w:szCs w:val="24"/>
         </w:rPr>
-        <w:t>Social platforms + messaging as the primary fraud delivery channel</w:t>
-      </w:r>
-    </w:p>
-    <w:p>
-      <w:pPr>
-        <w:pStyle w:val="p3"/>
-        <w:ind w:left="1080"/>
-        <w:jc w:val="both"/>
+      </w:pPr>
+      <w:r>
         <w:rPr>
           <w:rFonts w:ascii="Aptos" w:hAnsi="Aptos" w:cs="Arial"/>
           <w:color w:val="3A3E3B"/>
           <w:sz w:val="24"/>
           <w:szCs w:val="24"/>
         </w:rPr>
-      </w:pPr>
+        <w:t xml:space="preserve">A recurring issue in Liberia is that many incidents are likely </w:t>
+      </w:r>
+      <w:r>
+        <w:rPr>
+          <w:rFonts w:ascii="Aptos" w:hAnsi="Aptos" w:cs="Arial"/>
+          <w:b/>
+          <w:bCs/>
+          <w:color w:val="3A3E3B"/>
+          <w:sz w:val="24"/>
+          <w:szCs w:val="24"/>
+        </w:rPr>
+        <w:t>underreported or poorly documented</w:t>
+      </w:r>
       <w:r>
         <w:rPr>
           <w:rFonts w:ascii="Aptos" w:hAnsi="Aptos" w:cs="Arial"/>
@@ -8642,7 +8903,97 @@
           <w:sz w:val="24"/>
           <w:szCs w:val="24"/>
         </w:rPr>
-        <w:t xml:space="preserve">Impersonation scams thrive where verification is weak and reporting is inconsistent. February reporting emphasized fraud attempts via phone calls, messages, and social media, which aligns with broader regional conditions where identity trust is easier to exploit than hardened infrastructure.  </w:t>
+        <w:t>, reducing public visibility and slowing learning across sectors. Where reporting channels, investigative capacity, and incident-response structures are immature, attackers benefit from longer dwell time and lower risk of disruption. This is an inference grounded in March reporting about the country’s rising cybercrime problem and capacity gaps</w:t>
+      </w:r>
+      <w:r>
+        <w:rPr>
+          <w:rFonts w:ascii="Aptos" w:hAnsi="Aptos" w:cs="Arial"/>
+          <w:b/>
+          <w:bCs/>
+          <w:color w:val="3A3E3B"/>
+          <w:sz w:val="24"/>
+          <w:szCs w:val="24"/>
+        </w:rPr>
+        <w:t xml:space="preserve">. </w:t>
+      </w:r>
+    </w:p>
+    <w:p>
+      <w:pPr>
+        <w:pStyle w:val="p3"/>
+        <w:numPr>
+          <w:ilvl w:val="0"/>
+          <w:numId w:val="27"/>
+        </w:numPr>
+        <w:rPr>
+          <w:rFonts w:ascii="Aptos" w:hAnsi="Aptos" w:cs="Arial"/>
+          <w:b/>
+          <w:bCs/>
+          <w:color w:val="3A3E3B"/>
+          <w:sz w:val="24"/>
+          <w:szCs w:val="24"/>
+        </w:rPr>
+      </w:pPr>
+      <w:r>
+        <w:rPr>
+          <w:rFonts w:ascii="Aptos" w:hAnsi="Aptos" w:cs="Arial"/>
+          <w:b/>
+          <w:bCs/>
+          <w:color w:val="3A3E3B"/>
+          <w:sz w:val="24"/>
+          <w:szCs w:val="24"/>
+        </w:rPr>
+        <w:t>Youth digital adoption expands the attack surface</w:t>
+      </w:r>
+    </w:p>
+    <w:p>
+      <w:pPr>
+        <w:pStyle w:val="p3"/>
+        <w:ind w:left="1080"/>
+        <w:rPr>
+          <w:rFonts w:ascii="Aptos" w:hAnsi="Aptos" w:cs="Arial"/>
+          <w:color w:val="3A3E3B"/>
+          <w:sz w:val="24"/>
+          <w:szCs w:val="24"/>
+        </w:rPr>
+      </w:pPr>
+      <w:r>
+        <w:rPr>
+          <w:rFonts w:ascii="Aptos" w:hAnsi="Aptos" w:cs="Arial"/>
+          <w:color w:val="3A3E3B"/>
+          <w:sz w:val="24"/>
+          <w:szCs w:val="24"/>
+        </w:rPr>
+        <w:t xml:space="preserve">The launch of Liberia’s first child online protection framework in March reflects a broader structural risk: as more children and young users come </w:t>
+      </w:r>
+      <w:r>
+        <w:rPr>
+          <w:rFonts w:ascii="Aptos" w:hAnsi="Aptos" w:cs="Arial"/>
+          <w:color w:val="3A3E3B"/>
+          <w:sz w:val="24"/>
+          <w:szCs w:val="24"/>
+        </w:rPr>
+        <w:lastRenderedPageBreak/>
+        <w:t xml:space="preserve">online, the attack surface expands for </w:t>
+      </w:r>
+      <w:r>
+        <w:rPr>
+          <w:rFonts w:ascii="Aptos" w:hAnsi="Aptos" w:cs="Arial"/>
+          <w:b/>
+          <w:bCs/>
+          <w:color w:val="3A3E3B"/>
+          <w:sz w:val="24"/>
+          <w:szCs w:val="24"/>
+        </w:rPr>
+        <w:t>grooming, harassment, scam recruitment, identity manipulation, and harmful-content dissemination</w:t>
+      </w:r>
+      <w:r>
+        <w:rPr>
+          <w:rFonts w:ascii="Aptos" w:hAnsi="Aptos" w:cs="Arial"/>
+          <w:color w:val="3A3E3B"/>
+          <w:sz w:val="24"/>
+          <w:szCs w:val="24"/>
+        </w:rPr>
+        <w:t>. These are not marginal issues; they are core cyber-safety threats in low-maturity digital ecosystems.</w:t>
       </w:r>
     </w:p>
     <w:p>
@@ -8667,7 +9018,6 @@
           <w:color w:val="3A3E3B"/>
           <w:sz w:val="24"/>
         </w:rPr>
-        <w:lastRenderedPageBreak/>
         <w:t xml:space="preserve"> </w:t>
       </w:r>
       <w:bookmarkStart w:id="78" w:name="_Toc223538361"/>
@@ -8717,29 +9067,14 @@
         <w:jc w:val="both"/>
         <w:rPr>
           <w:rFonts w:ascii="Aptos" w:hAnsi="Aptos" w:cs="Arial"/>
+          <w:b/>
+          <w:bCs/>
           <w:color w:val="3A3E3B"/>
           <w:sz w:val="24"/>
           <w:szCs w:val="24"/>
         </w:rPr>
       </w:pPr>
       <w:r>
-        <w:rPr>
-          <w:rFonts w:ascii="Aptos" w:hAnsi="Aptos" w:cs="Arial"/>
-          <w:color w:val="3A3E3B"/>
-          <w:sz w:val="24"/>
-          <w:szCs w:val="24"/>
-        </w:rPr>
-        <w:t xml:space="preserve">Liberia’s Ministry of Posts and Telecommunications published the Liberia National Cyber Security Strategy 2025–2029 in early February. Even without measuring implementation maturity yet, this is a meaningful shift toward defined national direction: governance, coordination, and baseline capability building.  </w:t>
-      </w:r>
-    </w:p>
-    <w:p>
-      <w:pPr>
-        <w:pStyle w:val="p3"/>
-        <w:numPr>
-          <w:ilvl w:val="0"/>
-          <w:numId w:val="27"/>
-        </w:numPr>
-        <w:jc w:val="both"/>
         <w:rPr>
           <w:rFonts w:ascii="Aptos" w:hAnsi="Aptos" w:cs="Arial"/>
           <w:b/>
@@ -8748,7 +9083,30 @@
           <w:sz w:val="24"/>
           <w:szCs w:val="24"/>
         </w:rPr>
-      </w:pPr>
+        <w:t>Liberia launched its first Child Online Protection Framework in March 2026</w:t>
+      </w:r>
+    </w:p>
+    <w:p>
+      <w:pPr>
+        <w:pStyle w:val="p3"/>
+        <w:ind w:left="1080"/>
+        <w:jc w:val="both"/>
+        <w:rPr>
+          <w:rFonts w:ascii="Aptos" w:hAnsi="Aptos" w:cs="Arial"/>
+          <w:color w:val="3A3E3B"/>
+          <w:sz w:val="24"/>
+          <w:szCs w:val="24"/>
+        </w:rPr>
+      </w:pPr>
+      <w:r>
+        <w:rPr>
+          <w:rFonts w:ascii="Aptos" w:hAnsi="Aptos" w:cs="Arial"/>
+          <w:color w:val="3A3E3B"/>
+          <w:sz w:val="24"/>
+          <w:szCs w:val="24"/>
+        </w:rPr>
+        <w:t xml:space="preserve">On </w:t>
+      </w:r>
       <w:r>
         <w:rPr>
           <w:rFonts w:ascii="Aptos" w:hAnsi="Aptos" w:cs="Arial"/>
@@ -8758,59 +9116,18 @@
           <w:sz w:val="24"/>
           <w:szCs w:val="24"/>
         </w:rPr>
-        <w:t>Digital transformation roadmap places cybersecurity on the priority list</w:t>
-      </w:r>
-    </w:p>
-    <w:p>
-      <w:pPr>
-        <w:pStyle w:val="p3"/>
-        <w:ind w:left="1080"/>
-        <w:jc w:val="both"/>
+        <w:t>March 10, 2026,</w:t>
+      </w:r>
+      <w:r>
         <w:rPr>
           <w:rFonts w:ascii="Aptos" w:hAnsi="Aptos" w:cs="Arial"/>
           <w:color w:val="3A3E3B"/>
           <w:sz w:val="24"/>
           <w:szCs w:val="24"/>
         </w:rPr>
-      </w:pPr>
-      <w:r>
-        <w:rPr>
-          <w:rFonts w:ascii="Aptos" w:hAnsi="Aptos" w:cs="Arial"/>
-          <w:color w:val="3A3E3B"/>
-          <w:sz w:val="24"/>
-          <w:szCs w:val="24"/>
-        </w:rPr>
-        <w:t xml:space="preserve">In February, reporting on Liberia’s 2025–2029 digital transformation roadmap explicitly included cybersecurity and data sovereignty among priority areas. The practical implication: as connectivity and e-services expand, Liberia is at a decision point either build protective controls in </w:t>
-      </w:r>
-      <w:proofErr w:type="gramStart"/>
-      <w:r>
-        <w:rPr>
-          <w:rFonts w:ascii="Aptos" w:hAnsi="Aptos" w:cs="Arial"/>
-          <w:color w:val="3A3E3B"/>
-          <w:sz w:val="24"/>
-          <w:szCs w:val="24"/>
-        </w:rPr>
-        <w:t>parallel, or</w:t>
-      </w:r>
-      <w:proofErr w:type="gramEnd"/>
-      <w:r>
-        <w:rPr>
-          <w:rFonts w:ascii="Aptos" w:hAnsi="Aptos" w:cs="Arial"/>
-          <w:color w:val="3A3E3B"/>
-          <w:sz w:val="24"/>
-          <w:szCs w:val="24"/>
-        </w:rPr>
-        <w:t xml:space="preserve"> see fraud/extortion scale with adoption.  </w:t>
-      </w:r>
-    </w:p>
-    <w:p>
-      <w:pPr>
-        <w:pStyle w:val="p3"/>
-        <w:numPr>
-          <w:ilvl w:val="0"/>
-          <w:numId w:val="27"/>
-        </w:numPr>
-        <w:jc w:val="both"/>
+        <w:t xml:space="preserve"> Liberia launched its </w:t>
+      </w:r>
+      <w:r>
         <w:rPr>
           <w:rFonts w:ascii="Aptos" w:hAnsi="Aptos" w:cs="Arial"/>
           <w:b/>
@@ -8819,7 +9136,17 @@
           <w:sz w:val="24"/>
           <w:szCs w:val="24"/>
         </w:rPr>
-      </w:pPr>
+        <w:t>first Child Online Protection Framework</w:t>
+      </w:r>
+      <w:r>
+        <w:rPr>
+          <w:rFonts w:ascii="Aptos" w:hAnsi="Aptos" w:cs="Arial"/>
+          <w:color w:val="3A3E3B"/>
+          <w:sz w:val="24"/>
+          <w:szCs w:val="24"/>
+        </w:rPr>
+        <w:t xml:space="preserve">, aimed at safeguarding children in cyberspace. This is a major March development because it directly addresses risks such as </w:t>
+      </w:r>
       <w:r>
         <w:rPr>
           <w:rFonts w:ascii="Aptos" w:hAnsi="Aptos" w:cs="Arial"/>
@@ -8829,46 +9156,76 @@
           <w:sz w:val="24"/>
           <w:szCs w:val="24"/>
         </w:rPr>
-        <w:t>Operational messaging to reduce harm (breach rumors + impersonation)</w:t>
-      </w:r>
-    </w:p>
-    <w:p>
-      <w:pPr>
-        <w:pStyle w:val="p3"/>
-        <w:ind w:left="1080"/>
-        <w:jc w:val="both"/>
+        <w:t>cyberbullying, exploitation, and unsafe online interactions</w:t>
+      </w:r>
+      <w:r>
         <w:rPr>
           <w:rFonts w:ascii="Aptos" w:hAnsi="Aptos" w:cs="Arial"/>
           <w:color w:val="3A3E3B"/>
           <w:sz w:val="24"/>
           <w:szCs w:val="24"/>
         </w:rPr>
-      </w:pPr>
-      <w:r>
+        <w:t xml:space="preserve">, and shows that Liberia is starting to formalize protective mechanisms around digital harm. </w:t>
+      </w:r>
+    </w:p>
+    <w:p>
+      <w:pPr>
+        <w:pStyle w:val="p3"/>
+        <w:ind w:left="1080"/>
+        <w:jc w:val="both"/>
+        <w:rPr>
+          <w:rFonts w:ascii="Aptos" w:hAnsi="Aptos" w:cs="Arial"/>
+          <w:b/>
+          <w:bCs/>
+          <w:color w:val="3A3E3B"/>
+          <w:sz w:val="24"/>
+          <w:szCs w:val="24"/>
+        </w:rPr>
+      </w:pPr>
+      <w:r>
+        <w:rPr>
+          <w:rFonts w:ascii="Aptos" w:hAnsi="Aptos" w:cs="Arial"/>
+          <w:b/>
+          <w:bCs/>
+          <w:color w:val="3A3E3B"/>
+          <w:sz w:val="24"/>
+          <w:szCs w:val="24"/>
+        </w:rPr>
+        <w:t>• Cybersecurity governance and awareness remain a central policy focus</w:t>
+      </w:r>
+    </w:p>
+    <w:p>
+      <w:pPr>
+        <w:pStyle w:val="p3"/>
+        <w:ind w:left="1080"/>
+        <w:jc w:val="both"/>
         <w:rPr>
           <w:rFonts w:ascii="Aptos" w:hAnsi="Aptos" w:cs="Arial"/>
           <w:color w:val="3A3E3B"/>
           <w:sz w:val="24"/>
           <w:szCs w:val="24"/>
         </w:rPr>
-        <w:t>February included public communications intended to reduce harm from cyber narratives:</w:t>
-      </w:r>
-    </w:p>
-    <w:p>
-      <w:pPr>
-        <w:pStyle w:val="p3"/>
-        <w:numPr>
-          <w:ilvl w:val="1"/>
-          <w:numId w:val="27"/>
-        </w:numPr>
-        <w:jc w:val="both"/>
+      </w:pPr>
+      <w:r>
         <w:rPr>
           <w:rFonts w:ascii="Aptos" w:hAnsi="Aptos" w:cs="Arial"/>
           <w:color w:val="3A3E3B"/>
           <w:sz w:val="24"/>
           <w:szCs w:val="24"/>
         </w:rPr>
-      </w:pPr>
+        <w:t xml:space="preserve">March reporting framed cybercrime as a national challenge requiring stronger awareness, regulation, and institutional capability. This suggests Liberia’s response posture is still heavily centered on </w:t>
+      </w:r>
+      <w:r>
+        <w:rPr>
+          <w:rFonts w:ascii="Aptos" w:hAnsi="Aptos" w:cs="Arial"/>
+          <w:b/>
+          <w:bCs/>
+          <w:color w:val="3A3E3B"/>
+          <w:sz w:val="24"/>
+          <w:szCs w:val="24"/>
+        </w:rPr>
+        <w:t>policy development, public education, and awareness-building</w:t>
+      </w:r>
       <w:r>
         <w:rPr>
           <w:rFonts w:ascii="Aptos" w:hAnsi="Aptos" w:cs="Arial"/>
@@ -8876,16 +9233,39 @@
           <w:sz w:val="24"/>
           <w:szCs w:val="24"/>
         </w:rPr>
-        <w:t xml:space="preserve">LRA-aligned messaging urging reliance on official channels and rejecting breach rumors.  </w:t>
+        <w:t xml:space="preserve">, rather than mature nationwide incident-response capacity. </w:t>
       </w:r>
     </w:p>
     <w:p>
       <w:pPr>
         <w:pStyle w:val="p3"/>
-        <w:numPr>
-          <w:ilvl w:val="1"/>
-          <w:numId w:val="27"/>
-        </w:numPr>
+        <w:ind w:left="1080"/>
+        <w:jc w:val="both"/>
+        <w:rPr>
+          <w:rFonts w:ascii="Aptos" w:hAnsi="Aptos" w:cs="Arial"/>
+          <w:b/>
+          <w:bCs/>
+          <w:color w:val="3A3E3B"/>
+          <w:sz w:val="24"/>
+          <w:szCs w:val="24"/>
+        </w:rPr>
+      </w:pPr>
+      <w:r>
+        <w:rPr>
+          <w:rFonts w:ascii="Aptos" w:hAnsi="Aptos" w:cs="Arial"/>
+          <w:b/>
+          <w:bCs/>
+          <w:color w:val="3A3E3B"/>
+          <w:sz w:val="24"/>
+          <w:szCs w:val="24"/>
+        </w:rPr>
+        <w:t>• Broader digital-sector strategy continues to imply rising need for cyber resilience</w:t>
+      </w:r>
+    </w:p>
+    <w:p>
+      <w:pPr>
+        <w:pStyle w:val="p3"/>
+        <w:ind w:left="1080"/>
         <w:jc w:val="both"/>
         <w:rPr>
           <w:rFonts w:ascii="Aptos" w:hAnsi="Aptos" w:cs="Arial"/>
@@ -8901,16 +9281,22 @@
           <w:sz w:val="24"/>
           <w:szCs w:val="24"/>
         </w:rPr>
-        <w:t xml:space="preserve">Defense-related public warnings about impersonation scams and fraud attempts using military identity.  </w:t>
+        <w:t xml:space="preserve">Although not all March articles were incident-specific, they reinforce a clear trend: Liberia’s digital growth is outpacing some of its cyber defenses. That makes resilience-building, law enforcement coordination, public reporting mechanisms, and protection of vulnerable users increasingly urgent. </w:t>
+      </w:r>
+      <w:r>
+        <w:rPr>
+          <w:rFonts w:ascii="Aptos" w:hAnsi="Aptos" w:cs="Arial"/>
+          <w:color w:val="3A3E3B"/>
+          <w:sz w:val="24"/>
+          <w:szCs w:val="24"/>
+        </w:rPr>
+        <w:t xml:space="preserve">identity.  </w:t>
       </w:r>
     </w:p>
     <w:bookmarkEnd w:id="75"/>
     <w:p>
       <w:pPr>
         <w:ind w:left="720"/>
-        <w:rPr>
-          <w:rFonts w:ascii="Aptos" w:hAnsi="Aptos"/>
-        </w:rPr>
       </w:pPr>
       <w:r>
         <w:rPr>
@@ -8932,182 +9318,65 @@
         </w:rPr>
         <w:br/>
         <w:t xml:space="preserve">1. </w:t>
+      </w:r>
+      <w:r>
+        <w:t xml:space="preserve">1) </w:t>
       </w:r>
       <w:hyperlink r:id="rId20" w:history="1">
         <w:r>
           <w:rPr>
             <w:rStyle w:val="Hyperlink"/>
-            <w:rFonts w:ascii="Aptos" w:hAnsi="Aptos"/>
           </w:rPr>
-          <w:t>Liberia outlines national digital transformation plan for 2025–2029 (published Feb 3, 2026) — Ecofin Agency:  </w:t>
+          <w:t>African News Herald – Liberia cybercrime on the rise: a growing threat in the digital age</w:t>
         </w:r>
       </w:hyperlink>
-      <w:r>
-        <w:rPr>
-          <w:rFonts w:ascii="Aptos" w:hAnsi="Aptos"/>
-        </w:rPr>
-        <w:br/>
-        <w:t xml:space="preserve">2. </w:t>
+    </w:p>
+    <w:p>
+      <w:pPr>
+        <w:ind w:left="720"/>
+      </w:pPr>
+    </w:p>
+    <w:p>
+      <w:pPr>
+        <w:ind w:left="720"/>
+      </w:pPr>
+      <w:r>
+        <w:t xml:space="preserve">2) </w:t>
       </w:r>
       <w:hyperlink r:id="rId21" w:history="1">
         <w:r>
           <w:rPr>
             <w:rStyle w:val="Hyperlink"/>
-            <w:rFonts w:ascii="Aptos" w:hAnsi="Aptos"/>
           </w:rPr>
-          <w:t>Liberia National Cyber Security Strategy 2025–2029 (posted Feb 4, 2026) — Ministry of Posts &amp; Telecommunications (MOPT):</w:t>
+          <w:t>FrontPage Africa (March 10, 2026) – Liberia launches its first Child Online Protection Framework under the theme “Protecting Children in Cyberspace”</w:t>
         </w:r>
       </w:hyperlink>
-      <w:r>
-        <w:rPr>
-          <w:rFonts w:ascii="Aptos" w:hAnsi="Aptos"/>
-        </w:rPr>
-        <w:t xml:space="preserve"> </w:t>
-      </w:r>
     </w:p>
     <w:p>
       <w:pPr>
         <w:ind w:left="720"/>
-        <w:rPr>
-          <w:rFonts w:ascii="Aptos" w:hAnsi="Aptos"/>
-          <w:lang w:val="en-GB"/>
-        </w:rPr>
-      </w:pPr>
-      <w:r>
-        <w:rPr>
-          <w:rFonts w:ascii="Aptos" w:hAnsi="Aptos"/>
-        </w:rPr>
-        <w:t xml:space="preserve">3. </w:t>
+      </w:pPr>
+    </w:p>
+    <w:p>
+      <w:pPr>
+        <w:ind w:left="720"/>
+      </w:pPr>
+      <w:r>
+        <w:t xml:space="preserve">3) </w:t>
       </w:r>
       <w:hyperlink r:id="rId22" w:history="1">
         <w:r>
           <w:rPr>
             <w:rStyle w:val="Hyperlink"/>
-            <w:rFonts w:ascii="Aptos" w:hAnsi="Aptos"/>
           </w:rPr>
-          <w:t>“No Data Breach at LRA: Systems Intact and Protected” (dated Feb 6, 2026)</w:t>
+          <w:t>UNICEF Liberia / related public statements around Child Online Protection launch</w:t>
         </w:r>
       </w:hyperlink>
-      <w:r>
-        <w:rPr>
-          <w:rFonts w:ascii="Aptos" w:hAnsi="Aptos"/>
-        </w:rPr>
-        <w:t xml:space="preserve"> :  </w:t>
-      </w:r>
-      <w:r>
-        <w:rPr>
-          <w:rFonts w:ascii="Aptos" w:hAnsi="Aptos"/>
-        </w:rPr>
-        <w:br/>
-        <w:t>4. “</w:t>
-      </w:r>
-      <w:hyperlink r:id="rId23" w:history="1">
-        <w:r>
-          <w:rPr>
-            <w:rStyle w:val="Hyperlink"/>
-            <w:rFonts w:ascii="Aptos" w:hAnsi="Aptos"/>
-          </w:rPr>
-          <w:t>Defense Ministry Warns Against Impersonation” (published Feb 17, 2026) — The News Newspaper Liberia:</w:t>
-        </w:r>
-      </w:hyperlink>
-      <w:r>
-        <w:rPr>
-          <w:rFonts w:ascii="Aptos" w:hAnsi="Aptos"/>
-        </w:rPr>
-        <w:t xml:space="preserve"> </w:t>
-      </w:r>
-      <w:r>
-        <w:rPr>
-          <w:rFonts w:ascii="Aptos" w:hAnsi="Aptos"/>
-        </w:rPr>
-        <w:br/>
-        <w:t xml:space="preserve">5. </w:t>
-      </w:r>
-      <w:hyperlink r:id="rId24" w:history="1">
-        <w:r>
-          <w:rPr>
-            <w:rStyle w:val="Hyperlink"/>
-            <w:rFonts w:ascii="Aptos" w:hAnsi="Aptos"/>
-          </w:rPr>
-          <w:t>THREAT ADVISORY: “0APT – Ransomware Group” (published Feb 2, 2026) — Blackswan Cybersecurity (notes verification concerns):  </w:t>
-        </w:r>
-      </w:hyperlink>
-      <w:r>
-        <w:rPr>
-          <w:rFonts w:ascii="Aptos" w:hAnsi="Aptos"/>
-        </w:rPr>
-        <w:br/>
-        <w:t xml:space="preserve">6. </w:t>
-      </w:r>
-      <w:hyperlink r:id="rId25" w:history="1">
-        <w:r>
-          <w:rPr>
-            <w:rStyle w:val="Hyperlink"/>
-            <w:rFonts w:ascii="Aptos" w:hAnsi="Aptos"/>
-          </w:rPr>
-          <w:t>0apt “claim” coverage – Liberia Revenue Authority (posted Feb 3, 2026) :</w:t>
-        </w:r>
-      </w:hyperlink>
-      <w:r>
-        <w:rPr>
-          <w:rFonts w:ascii="Aptos" w:hAnsi="Aptos"/>
-        </w:rPr>
-        <w:t xml:space="preserve"> </w:t>
-      </w:r>
-      <w:r>
-        <w:rPr>
-          <w:rFonts w:ascii="Aptos" w:hAnsi="Aptos"/>
-        </w:rPr>
-        <w:br/>
-        <w:t>7</w:t>
-      </w:r>
-      <w:hyperlink r:id="rId26" w:history="1">
-        <w:r>
-          <w:rPr>
-            <w:rStyle w:val="Hyperlink"/>
-            <w:rFonts w:ascii="Aptos" w:hAnsi="Aptos"/>
-          </w:rPr>
-          <w:t>. 0apt “claim” coverage National Investment Commission Liberia (posted Feb 3, 2026):  </w:t>
-        </w:r>
-      </w:hyperlink>
-      <w:r>
-        <w:rPr>
-          <w:rFonts w:ascii="Aptos" w:hAnsi="Aptos"/>
-        </w:rPr>
-        <w:br/>
-        <w:t xml:space="preserve">8. </w:t>
-      </w:r>
-      <w:hyperlink r:id="rId27" w:history="1">
-        <w:r>
-          <w:rPr>
-            <w:rStyle w:val="Hyperlink"/>
-            <w:rFonts w:ascii="Aptos" w:hAnsi="Aptos"/>
-          </w:rPr>
-          <w:t xml:space="preserve">Ransomware leak-site aggregation reference (used for monitoring disclosures) </w:t>
-        </w:r>
-        <w:proofErr w:type="spellStart"/>
-        <w:r>
-          <w:rPr>
-            <w:rStyle w:val="Hyperlink"/>
-            <w:rFonts w:ascii="Aptos" w:hAnsi="Aptos"/>
-          </w:rPr>
-          <w:t>Ransomware.live</w:t>
-        </w:r>
-        <w:proofErr w:type="spellEnd"/>
-        <w:r>
-          <w:rPr>
-            <w:rStyle w:val="Hyperlink"/>
-            <w:rFonts w:ascii="Aptos" w:hAnsi="Aptos"/>
-          </w:rPr>
-          <w:t>:</w:t>
-        </w:r>
-      </w:hyperlink>
-      <w:r>
-        <w:rPr>
-          <w:rFonts w:ascii="Aptos" w:hAnsi="Aptos"/>
-        </w:rPr>
-        <w:t xml:space="preserve"> </w:t>
-      </w:r>
+    </w:p>
+    <w:p>
+      <w:pPr>
+        <w:ind w:left="720"/>
+      </w:pPr>
     </w:p>
     <w:p>
       <w:pPr>
@@ -9426,10 +9695,10 @@
       </w:pPr>
     </w:p>
     <w:sectPr>
-      <w:headerReference w:type="default" r:id="rId28"/>
-      <w:footerReference w:type="even" r:id="rId29"/>
-      <w:footerReference w:type="default" r:id="rId30"/>
-      <w:footerReference w:type="first" r:id="rId31"/>
+      <w:headerReference w:type="default" r:id="rId23"/>
+      <w:footerReference w:type="even" r:id="rId24"/>
+      <w:footerReference w:type="default" r:id="rId25"/>
+      <w:footerReference w:type="first" r:id="rId26"/>
       <w:pgSz w:w="11906" w:h="16838" w:code="9"/>
       <w:pgMar w:top="2378" w:right="1440" w:bottom="1440" w:left="1440" w:header="1728" w:footer="227" w:gutter="0"/>
       <w:pgNumType w:start="0"/>
@@ -13197,6 +13466,20 @@
   <w:num w:numId="28" w16cid:durableId="1914853115">
     <w:abstractNumId w:val="6"/>
   </w:num>
+  <w:num w:numId="29" w16cid:durableId="201023762">
+    <w:abstractNumId w:val="16"/>
+    <w:lvlOverride w:ilvl="0">
+      <w:startOverride w:val="1"/>
+    </w:lvlOverride>
+    <w:lvlOverride w:ilvl="1"/>
+    <w:lvlOverride w:ilvl="2"/>
+    <w:lvlOverride w:ilvl="3"/>
+    <w:lvlOverride w:ilvl="4"/>
+    <w:lvlOverride w:ilvl="5"/>
+    <w:lvlOverride w:ilvl="6"/>
+    <w:lvlOverride w:ilvl="7"/>
+    <w:lvlOverride w:ilvl="8"/>
+  </w:num>
   <w:numIdMacAtCleanup w:val="25"/>
 </w:numbering>
 </file>
@@ -13396,7 +13679,7 @@
     <w:lsdException w:name="Medium Shading 2 Accent 1" w:uiPriority="64"/>
     <w:lsdException w:name="Medium List 1 Accent 1" w:uiPriority="65"/>
     <w:lsdException w:name="Revision" w:semiHidden="1"/>
-    <w:lsdException w:name="List Paragraph" w:uiPriority="34"/>
+    <w:lsdException w:name="List Paragraph" w:uiPriority="34" w:qFormat="1"/>
     <w:lsdException w:name="Quote" w:uiPriority="29"/>
     <w:lsdException w:name="Intense Quote" w:uiPriority="30"/>
     <w:lsdException w:name="Medium List 2 Accent 1" w:uiPriority="66"/>
@@ -14448,6 +14731,7 @@
     <w:basedOn w:val="Normal"/>
     <w:link w:val="ListParagraphChar"/>
     <w:uiPriority w:val="34"/>
+    <w:qFormat/>
     <w:rsid w:val="07625595"/>
     <w:pPr>
       <w:numPr>
@@ -15491,7 +15775,7 @@
     </mc:Fallback>
   </mc:AlternateContent>
   <c:pivotSource>
-    <c:name>[Sentinel Incident Data (LIB) 7.xlsx]Incidents by Severity!PivotTable11</c:name>
+    <c:name>[Sentinel Incident Data (LIB) 8.xlsx]Incidents by Severity!PivotTable11</c:name>
     <c:fmtId val="-1"/>
   </c:pivotSource>
   <c:chart>
@@ -16136,7 +16420,7 @@
             </c:spPr>
             <c:extLst>
               <c:ext xmlns:c16="http://schemas.microsoft.com/office/drawing/2014/chart" uri="{C3380CC4-5D6E-409C-BE32-E72D297353CC}">
-                <c16:uniqueId val="{00000001-01BC-4595-9761-459DDF0E5AF2}"/>
+                <c16:uniqueId val="{00000001-C908-475D-9C58-F0178CC9B854}"/>
               </c:ext>
             </c:extLst>
           </c:dPt>
@@ -16155,7 +16439,7 @@
             </c:spPr>
             <c:extLst>
               <c:ext xmlns:c16="http://schemas.microsoft.com/office/drawing/2014/chart" uri="{C3380CC4-5D6E-409C-BE32-E72D297353CC}">
-                <c16:uniqueId val="{00000003-01BC-4595-9761-459DDF0E5AF2}"/>
+                <c16:uniqueId val="{00000003-C908-475D-9C58-F0178CC9B854}"/>
               </c:ext>
             </c:extLst>
           </c:dPt>
@@ -16174,7 +16458,7 @@
             </c:spPr>
             <c:extLst>
               <c:ext xmlns:c16="http://schemas.microsoft.com/office/drawing/2014/chart" uri="{C3380CC4-5D6E-409C-BE32-E72D297353CC}">
-                <c16:uniqueId val="{00000005-01BC-4595-9761-459DDF0E5AF2}"/>
+                <c16:uniqueId val="{00000005-C908-475D-9C58-F0178CC9B854}"/>
               </c:ext>
             </c:extLst>
           </c:dPt>
@@ -16184,7 +16468,7 @@
             <c:bubble3D val="0"/>
             <c:extLst>
               <c:ext xmlns:c16="http://schemas.microsoft.com/office/drawing/2014/chart" uri="{C3380CC4-5D6E-409C-BE32-E72D297353CC}">
-                <c16:uniqueId val="{00000006-01BC-4595-9761-459DDF0E5AF2}"/>
+                <c16:uniqueId val="{00000006-C908-475D-9C58-F0178CC9B854}"/>
               </c:ext>
             </c:extLst>
           </c:dPt>
@@ -16269,20 +16553,20 @@
                 <c:formatCode>General</c:formatCode>
                 <c:ptCount val="3"/>
                 <c:pt idx="0">
-                  <c:v>3</c:v>
+                  <c:v>3733</c:v>
                 </c:pt>
                 <c:pt idx="1">
-                  <c:v>306</c:v>
+                  <c:v>724</c:v>
                 </c:pt>
                 <c:pt idx="2">
-                  <c:v>34</c:v>
+                  <c:v>59</c:v>
                 </c:pt>
               </c:numCache>
             </c:numRef>
           </c:val>
           <c:extLst>
             <c:ext xmlns:c16="http://schemas.microsoft.com/office/drawing/2014/chart" uri="{C3380CC4-5D6E-409C-BE32-E72D297353CC}">
-              <c16:uniqueId val="{00000007-01BC-4595-9761-459DDF0E5AF2}"/>
+              <c16:uniqueId val="{00000007-C908-475D-9C58-F0178CC9B854}"/>
             </c:ext>
           </c:extLst>
         </c:ser>
@@ -16516,7 +16800,7 @@
     </mc:Fallback>
   </mc:AlternateContent>
   <c:pivotSource>
-    <c:name>[Sentinel Incident Data (LIB) 7.xlsx]MTTD!PivotTable22</c:name>
+    <c:name>[Sentinel Incident Data (LIB) 8.xlsx]MTTD!PivotTable22</c:name>
     <c:fmtId val="-1"/>
   </c:pivotSource>
   <c:chart>
@@ -16988,7 +17272,7 @@
                 </c:lvl>
                 <c:lvl>
                   <c:pt idx="0">
-                    <c:v>Feb</c:v>
+                    <c:v>Mar</c:v>
                   </c:pt>
                 </c:lvl>
               </c:multiLvlStrCache>
@@ -17001,13 +17285,13 @@
                 <c:formatCode>[h]:mm:ss;@</c:formatCode>
                 <c:ptCount val="3"/>
                 <c:pt idx="0">
-                  <c:v>2.0833333333333333E-3</c:v>
+                  <c:v>5.8879189944134091E-3</c:v>
                 </c:pt>
                 <c:pt idx="1">
-                  <c:v>2.8789941902687011E-3</c:v>
+                  <c:v>2.3242467260077724E-3</c:v>
                 </c:pt>
                 <c:pt idx="2">
-                  <c:v>2.8479030501089319E-3</c:v>
+                  <c:v>3.1707077840552409E-3</c:v>
                 </c:pt>
               </c:numCache>
             </c:numRef>
@@ -17015,7 +17299,7 @@
           <c:smooth val="0"/>
           <c:extLst>
             <c:ext xmlns:c16="http://schemas.microsoft.com/office/drawing/2014/chart" uri="{C3380CC4-5D6E-409C-BE32-E72D297353CC}">
-              <c16:uniqueId val="{00000000-5ACB-4856-AED7-13EF41453C87}"/>
+              <c16:uniqueId val="{00000000-34EC-4B9C-9E25-A709014830AF}"/>
             </c:ext>
           </c:extLst>
         </c:ser>
@@ -17215,7 +17499,7 @@
     </mc:Fallback>
   </mc:AlternateContent>
   <c:pivotSource>
-    <c:name>[Sentinel Incident Data (LIB) 7.xlsx]Top 10 Incidents!PivotTable17</c:name>
+    <c:name>[Sentinel Incident Data (LIB) 8.xlsx]Top 10 Incidents!PivotTable17</c:name>
     <c:fmtId val="-1"/>
   </c:pivotSource>
   <c:chart>
@@ -17698,96 +17982,90 @@
           </c:dLbls>
           <c:cat>
             <c:strRef>
-              <c:f>'Top 10 Incidents'!$A$5:$A$17</c:f>
+              <c:f>'Top 10 Incidents'!$A$5:$A$16</c:f>
               <c:strCache>
-                <c:ptCount val="12"/>
+                <c:ptCount val="11"/>
                 <c:pt idx="0">
+                  <c:v>Domain Controller Audit Events</c:v>
+                </c:pt>
+                <c:pt idx="1">
+                  <c:v>Correlated File Deleted</c:v>
+                </c:pt>
+                <c:pt idx="2">
                   <c:v>Windows: Time Synchronization Failure</c:v>
                 </c:pt>
-                <c:pt idx="1">
+                <c:pt idx="3">
+                  <c:v>Source Stopped Sending Data: Syslog</c:v>
+                </c:pt>
+                <c:pt idx="4">
+                  <c:v>AD Account Lockout</c:v>
+                </c:pt>
+                <c:pt idx="5">
+                  <c:v>Incidents Summary Alert</c:v>
+                </c:pt>
+                <c:pt idx="6">
+                  <c:v>Critical User Events</c:v>
+                </c:pt>
+                <c:pt idx="7">
+                  <c:v>Remote Desktop Access After Working Hours</c:v>
+                </c:pt>
+                <c:pt idx="8">
                   <c:v>Fortigate Logon Failure</c:v>
                 </c:pt>
-                <c:pt idx="2">
-                  <c:v>Correlated File Deleted</c:v>
-                </c:pt>
-                <c:pt idx="3">
-                  <c:v>Incidents Summary Alert</c:v>
-                </c:pt>
-                <c:pt idx="4">
-                  <c:v>Remote Desktop Access After Working Hours</c:v>
-                </c:pt>
-                <c:pt idx="5">
-                  <c:v>File Audit Failure</c:v>
-                </c:pt>
-                <c:pt idx="6">
-                  <c:v>Heartbeat Missing</c:v>
-                </c:pt>
-                <c:pt idx="7">
-                  <c:v>Source Stopped Sending Data: Security Events</c:v>
-                </c:pt>
-                <c:pt idx="8">
-                  <c:v>Critical User Events</c:v>
-                </c:pt>
                 <c:pt idx="9">
-                  <c:v>Account Lockout: Admin Users</c:v>
+                  <c:v>Source Stopped Sending Data: FortiGate</c:v>
                 </c:pt>
                 <c:pt idx="10">
-                  <c:v>EDR Detection Events with Active Incident IDs</c:v>
-                </c:pt>
-                <c:pt idx="11">
-                  <c:v>AD Account Lockout</c:v>
+                  <c:v>Heartbeat Missing</c:v>
                 </c:pt>
               </c:strCache>
             </c:strRef>
           </c:cat>
           <c:val>
             <c:numRef>
-              <c:f>'Top 10 Incidents'!$B$5:$B$17</c:f>
+              <c:f>'Top 10 Incidents'!$B$5:$B$16</c:f>
               <c:numCache>
                 <c:formatCode>General</c:formatCode>
-                <c:ptCount val="12"/>
+                <c:ptCount val="11"/>
                 <c:pt idx="0">
-                  <c:v>81</c:v>
+                  <c:v>3731</c:v>
                 </c:pt>
                 <c:pt idx="1">
-                  <c:v>55</c:v>
+                  <c:v>207</c:v>
                 </c:pt>
                 <c:pt idx="2">
-                  <c:v>36</c:v>
+                  <c:v>153</c:v>
                 </c:pt>
                 <c:pt idx="3">
-                  <c:v>34</c:v>
+                  <c:v>110</c:v>
                 </c:pt>
                 <c:pt idx="4">
-                  <c:v>19</c:v>
+                  <c:v>66</c:v>
                 </c:pt>
                 <c:pt idx="5">
-                  <c:v>17</c:v>
+                  <c:v>59</c:v>
                 </c:pt>
                 <c:pt idx="6">
-                  <c:v>15</c:v>
+                  <c:v>41</c:v>
                 </c:pt>
                 <c:pt idx="7">
-                  <c:v>13</c:v>
+                  <c:v>38</c:v>
                 </c:pt>
                 <c:pt idx="8">
-                  <c:v>12</c:v>
+                  <c:v>35</c:v>
                 </c:pt>
                 <c:pt idx="9">
-                  <c:v>12</c:v>
+                  <c:v>31</c:v>
                 </c:pt>
                 <c:pt idx="10">
-                  <c:v>12</c:v>
-                </c:pt>
-                <c:pt idx="11">
-                  <c:v>12</c:v>
+                  <c:v>31</c:v>
                 </c:pt>
               </c:numCache>
             </c:numRef>
           </c:val>
           <c:extLst>
             <c:ext xmlns:c16="http://schemas.microsoft.com/office/drawing/2014/chart" uri="{C3380CC4-5D6E-409C-BE32-E72D297353CC}">
-              <c16:uniqueId val="{00000000-D556-4EB6-876D-F49CA6A538E1}"/>
+              <c16:uniqueId val="{00000000-FC5A-45F9-A2B0-136AEF45C593}"/>
             </c:ext>
           </c:extLst>
         </c:ser>
@@ -19837,20 +20115,6 @@
 </file>
 
 <file path=customXml/item1.xml><?xml version="1.0" encoding="utf-8"?>
-<b:Sources xmlns:b="http://schemas.openxmlformats.org/officeDocument/2006/bibliography" xmlns="http://schemas.openxmlformats.org/officeDocument/2006/bibliography" SelectedStyle="\APASixthEditionOfficeOnline.xsl" StyleName="APA" Version="6"/>
-</file>
-
-<file path=customXml/item2.xml><?xml version="1.0" encoding="utf-8"?>
-<p:properties xmlns:p="http://schemas.microsoft.com/office/2006/metadata/properties" xmlns:xsi="http://www.w3.org/2001/XMLSchema-instance" xmlns:pc="http://schemas.microsoft.com/office/infopath/2007/PartnerControls">
-  <documentManagement>
-    <lcf76f155ced4ddcb4097134ff3c332f xmlns="0d91a3e8-d642-437b-a229-e2bce59964d8">
-      <Terms xmlns="http://schemas.microsoft.com/office/infopath/2007/PartnerControls"/>
-    </lcf76f155ced4ddcb4097134ff3c332f>
-  </documentManagement>
-</p:properties>
-</file>
-
-<file path=customXml/item3.xml><?xml version="1.0" encoding="utf-8"?>
 <ct:contentTypeSchema xmlns:ct="http://schemas.microsoft.com/office/2006/metadata/contentType" xmlns:ma="http://schemas.microsoft.com/office/2006/metadata/properties/metaAttributes" ct:_="" ma:_="" ma:contentTypeName="Document" ma:contentTypeID="0x010100DA511423795DCF4988993157E725F033" ma:contentTypeVersion="12" ma:contentTypeDescription="Create a new document." ma:contentTypeScope="" ma:versionID="eee47eba76474bc492e6d5b3f018ffee">
   <xsd:schema xmlns:xsd="http://www.w3.org/2001/XMLSchema" xmlns:xs="http://www.w3.org/2001/XMLSchema" xmlns:p="http://schemas.microsoft.com/office/2006/metadata/properties" xmlns:ns2="0d91a3e8-d642-437b-a229-e2bce59964d8" xmlns:ns3="9051d588-882f-438d-8828-3b025d4e6411" targetNamespace="http://schemas.microsoft.com/office/2006/metadata/properties" ma:root="true" ma:fieldsID="87080db1897d21094a309b8c60f80297" ns2:_="" ns3:_="">
     <xsd:import namespace="0d91a3e8-d642-437b-a229-e2bce59964d8"/>
@@ -20061,6 +20325,20 @@
 </ct:contentTypeSchema>
 </file>
 
+<file path=customXml/item2.xml><?xml version="1.0" encoding="utf-8"?>
+<p:properties xmlns:p="http://schemas.microsoft.com/office/2006/metadata/properties" xmlns:xsi="http://www.w3.org/2001/XMLSchema-instance" xmlns:pc="http://schemas.microsoft.com/office/infopath/2007/PartnerControls">
+  <documentManagement>
+    <lcf76f155ced4ddcb4097134ff3c332f xmlns="0d91a3e8-d642-437b-a229-e2bce59964d8">
+      <Terms xmlns="http://schemas.microsoft.com/office/infopath/2007/PartnerControls"/>
+    </lcf76f155ced4ddcb4097134ff3c332f>
+  </documentManagement>
+</p:properties>
+</file>
+
+<file path=customXml/item3.xml><?xml version="1.0" encoding="utf-8"?>
+<b:Sources xmlns:b="http://schemas.openxmlformats.org/officeDocument/2006/bibliography" xmlns="http://schemas.openxmlformats.org/officeDocument/2006/bibliography" SelectedStyle="\APASixthEditionOfficeOnline.xsl" StyleName="APA" Version="6"/>
+</file>
+
 <file path=customXml/item4.xml><?xml version="1.0" encoding="utf-8"?>
 <?mso-contentType ?>
 <FormTemplates xmlns="http://schemas.microsoft.com/sharepoint/v3/contenttype/forms">
@@ -20071,9 +20349,20 @@
 </file>
 
 <file path=customXml/itemProps1.xml><?xml version="1.0" encoding="utf-8"?>
-<ds:datastoreItem xmlns:ds="http://schemas.openxmlformats.org/officeDocument/2006/customXml" ds:itemID="{F6E1ED11-40B9-45B0-BEF9-583937A82480}">
+<ds:datastoreItem xmlns:ds="http://schemas.openxmlformats.org/officeDocument/2006/customXml" ds:itemID="{7AAF24D3-4F61-435C-8F73-FFE260EB5A09}">
   <ds:schemaRefs>
-    <ds:schemaRef ds:uri="http://schemas.openxmlformats.org/officeDocument/2006/bibliography"/>
+    <ds:schemaRef ds:uri="http://schemas.microsoft.com/office/2006/metadata/contentType"/>
+    <ds:schemaRef ds:uri="http://schemas.microsoft.com/office/2006/metadata/properties/metaAttributes"/>
+    <ds:schemaRef ds:uri="http://www.w3.org/2001/XMLSchema"/>
+    <ds:schemaRef ds:uri="http://schemas.microsoft.com/office/2006/metadata/properties"/>
+    <ds:schemaRef ds:uri="0d91a3e8-d642-437b-a229-e2bce59964d8"/>
+    <ds:schemaRef ds:uri="9051d588-882f-438d-8828-3b025d4e6411"/>
+    <ds:schemaRef ds:uri="http://schemas.microsoft.com/office/2006/documentManagement/types"/>
+    <ds:schemaRef ds:uri="http://schemas.microsoft.com/office/infopath/2007/PartnerControls"/>
+    <ds:schemaRef ds:uri="http://schemas.openxmlformats.org/package/2006/metadata/core-properties"/>
+    <ds:schemaRef ds:uri="http://purl.org/dc/elements/1.1/"/>
+    <ds:schemaRef ds:uri="http://purl.org/dc/terms/"/>
+    <ds:schemaRef ds:uri="http://schemas.microsoft.com/internal/obd"/>
   </ds:schemaRefs>
 </ds:datastoreItem>
 </file>
@@ -20081,22 +20370,19 @@
 <file path=customXml/itemProps2.xml><?xml version="1.0" encoding="utf-8"?>
 <ds:datastoreItem xmlns:ds="http://schemas.openxmlformats.org/officeDocument/2006/customXml" ds:itemID="{3EA55498-A03B-46CF-83BB-624BDFF496A4}">
   <ds:schemaRefs>
-    <ds:schemaRef ds:uri="http://purl.org/dc/elements/1.1/"/>
     <ds:schemaRef ds:uri="http://schemas.microsoft.com/office/2006/metadata/properties"/>
-    <ds:schemaRef ds:uri="http://www.w3.org/XML/1998/namespace"/>
     <ds:schemaRef ds:uri="http://schemas.microsoft.com/office/infopath/2007/PartnerControls"/>
-    <ds:schemaRef ds:uri="http://purl.org/dc/terms/"/>
-    <ds:schemaRef ds:uri="http://schemas.openxmlformats.org/package/2006/metadata/core-properties"/>
-    <ds:schemaRef ds:uri="http://schemas.microsoft.com/office/2006/documentManagement/types"/>
-    <ds:schemaRef ds:uri="http://purl.org/dc/dcmitype/"/>
-    <ds:schemaRef ds:uri="9051d588-882f-438d-8828-3b025d4e6411"/>
     <ds:schemaRef ds:uri="0d91a3e8-d642-437b-a229-e2bce59964d8"/>
   </ds:schemaRefs>
 </ds:datastoreItem>
 </file>
 
 <file path=customXml/itemProps3.xml><?xml version="1.0" encoding="utf-8"?>
-<ds:datastoreItem xmlns:ds="http://schemas.openxmlformats.org/officeDocument/2006/customXml" ds:itemID="{7AAF24D3-4F61-435C-8F73-FFE260EB5A09}"/>
+<ds:datastoreItem xmlns:ds="http://schemas.openxmlformats.org/officeDocument/2006/customXml" ds:itemID="{F6E1ED11-40B9-45B0-BEF9-583937A82480}">
+  <ds:schemaRefs>
+    <ds:schemaRef ds:uri="http://schemas.openxmlformats.org/officeDocument/2006/bibliography"/>
+  </ds:schemaRefs>
+</ds:datastoreItem>
 </file>
 
 <file path=customXml/itemProps4.xml><?xml version="1.0" encoding="utf-8"?>
